--- a/docs/content/nested_anova/nested_anova_lecture.docx
+++ b/docs/content/nested_anova/nested_anova_lecture.docx
@@ -1683,7 +1683,7 @@
         </w:numPr>
       </w:pPr>
       <w:r>
-        <w:t xml:space="preserve">4 levels of urchin grazing: none, low, medium, high</w:t>
+        <w:t xml:space="preserve">4 urchin densities: 0%, 33%, 66%, 100% of natural density</w:t>
       </w:r>
     </w:p>
     <w:p>
@@ -5286,13 +5286,65 @@
         </w:numPr>
       </w:pPr>
       <w:r>
-        <w:t xml:space="preserve">Four urchin density treatments (none = removed, low = control, medium</w:t>
-      </w:r>
-      <w:r>
-        <w:t xml:space="preserve"> </w:t>
-      </w:r>
-      <w:r>
-        <w:t xml:space="preserve">= 33% of original density, high = 66% of original density)</w:t>
+        <w:t xml:space="preserve">Four urchin density treatments —</w:t>
+      </w:r>
+      <w:r>
+        <w:t xml:space="preserve"> </w:t>
+      </w:r>
+      <w:r>
+        <w:rPr>
+          <w:b/>
+          <w:bCs/>
+        </w:rPr>
+        <w:t xml:space="preserve">0%</w:t>
+      </w:r>
+      <w:r>
+        <w:t xml:space="preserve"> </w:t>
+      </w:r>
+      <w:r>
+        <w:t xml:space="preserve">(urchins removed),</w:t>
+      </w:r>
+      <w:r>
+        <w:t xml:space="preserve"> </w:t>
+      </w:r>
+      <w:r>
+        <w:rPr>
+          <w:b/>
+          <w:bCs/>
+        </w:rPr>
+        <w:t xml:space="preserve">33%</w:t>
+      </w:r>
+      <w:r>
+        <w:t xml:space="preserve">,</w:t>
+      </w:r>
+      <w:r>
+        <w:t xml:space="preserve"> </w:t>
+      </w:r>
+      <w:r>
+        <w:rPr>
+          <w:b/>
+          <w:bCs/>
+        </w:rPr>
+        <w:t xml:space="preserve">66%</w:t>
+      </w:r>
+      <w:r>
+        <w:t xml:space="preserve">, and</w:t>
+      </w:r>
+      <w:r>
+        <w:t xml:space="preserve"> </w:t>
+      </w:r>
+      <w:r>
+        <w:rPr>
+          <w:b/>
+          <w:bCs/>
+        </w:rPr>
+        <w:t xml:space="preserve">100%</w:t>
+      </w:r>
+      <w:r>
+        <w:t xml:space="preserve"> </w:t>
+      </w:r>
+      <w:r>
+        <w:t xml:space="preserve">of natural density (the unmanipulated control)</w:t>
       </w:r>
     </w:p>
     <w:p>
@@ -5620,7 +5672,7 @@
         <w:rPr>
           <w:rStyle w:val="VerbatimChar"/>
         </w:rPr>
-        <w:t xml:space="preserve">## 1 high  1         1     0</w:t>
+        <w:t xml:space="preserve">## 1 100%  1         1     0</w:t>
       </w:r>
       <w:r>
         <w:br/>
@@ -5629,7 +5681,7 @@
         <w:rPr>
           <w:rStyle w:val="VerbatimChar"/>
         </w:rPr>
-        <w:t xml:space="preserve">## 2 high  1         2     0</w:t>
+        <w:t xml:space="preserve">## 2 100%  1         2     0</w:t>
       </w:r>
       <w:r>
         <w:br/>
@@ -5638,7 +5690,7 @@
         <w:rPr>
           <w:rStyle w:val="VerbatimChar"/>
         </w:rPr>
-        <w:t xml:space="preserve">## 3 high  1         3     0</w:t>
+        <w:t xml:space="preserve">## 3 100%  1         3     0</w:t>
       </w:r>
       <w:r>
         <w:br/>
@@ -5647,7 +5699,7 @@
         <w:rPr>
           <w:rStyle w:val="VerbatimChar"/>
         </w:rPr>
-        <w:t xml:space="preserve">## 4 high  1         4     6</w:t>
+        <w:t xml:space="preserve">## 4 100%  1         4     6</w:t>
       </w:r>
       <w:r>
         <w:br/>
@@ -5656,7 +5708,7 @@
         <w:rPr>
           <w:rStyle w:val="VerbatimChar"/>
         </w:rPr>
-        <w:t xml:space="preserve">## 5 high  1         5     2</w:t>
+        <w:t xml:space="preserve">## 5 100%  1         5     2</w:t>
       </w:r>
       <w:r>
         <w:br/>
@@ -5665,7 +5717,7 @@
         <w:rPr>
           <w:rStyle w:val="VerbatimChar"/>
         </w:rPr>
-        <w:t xml:space="preserve">## 6 high  2         1     0</w:t>
+        <w:t xml:space="preserve">## 6 100%  2         1     0</w:t>
       </w:r>
       <w:r>
         <w:br/>
@@ -5701,7 +5753,7 @@
         <w:rPr>
           <w:rStyle w:val="VerbatimChar"/>
         </w:rPr>
-        <w:t xml:space="preserve">## [1] "none"   "low"    "medium" "high"</w:t>
+        <w:t xml:space="preserve">## [1] "0%"   "33%"  "66%"  "100%"</w:t>
       </w:r>
     </w:p>
     <w:p>
@@ -5730,7 +5782,7 @@
         <w:rPr>
           <w:rStyle w:val="VerbatimChar"/>
         </w:rPr>
-        <w:t xml:space="preserve">##   treat      n  mean    sd    se   min   max</w:t>
+        <w:t xml:space="preserve">##   treat     n  mean    sd    se   min   max</w:t>
       </w:r>
       <w:r>
         <w:br/>
@@ -5739,7 +5791,7 @@
         <w:rPr>
           <w:rStyle w:val="VerbatimChar"/>
         </w:rPr>
-        <w:t xml:space="preserve">##   &lt;fct&gt;  &lt;int&gt; &lt;dbl&gt; &lt;dbl&gt; &lt;dbl&gt; &lt;dbl&gt; &lt;dbl&gt;</w:t>
+        <w:t xml:space="preserve">##   &lt;fct&gt; &lt;int&gt; &lt;dbl&gt; &lt;dbl&gt; &lt;dbl&gt; &lt;dbl&gt; &lt;dbl&gt;</w:t>
       </w:r>
       <w:r>
         <w:br/>
@@ -5748,7 +5800,7 @@
         <w:rPr>
           <w:rStyle w:val="VerbatimChar"/>
         </w:rPr>
-        <w:t xml:space="preserve">## 1 none      20  39.2 28.7  6.41      0    83</w:t>
+        <w:t xml:space="preserve">## 1 0%       20  39.2 28.7  6.41      0    83</w:t>
       </w:r>
       <w:r>
         <w:br/>
@@ -5757,7 +5809,7 @@
         <w:rPr>
           <w:rStyle w:val="VerbatimChar"/>
         </w:rPr>
-        <w:t xml:space="preserve">## 2 low       20  21.6 25.1  5.62      0    79</w:t>
+        <w:t xml:space="preserve">## 2 33%      20  19   25.7  5.74      0    71</w:t>
       </w:r>
       <w:r>
         <w:br/>
@@ -5766,7 +5818,7 @@
         <w:rPr>
           <w:rStyle w:val="VerbatimChar"/>
         </w:rPr>
-        <w:t xml:space="preserve">## 3 medium    20  19   25.7  5.74      0    71</w:t>
+        <w:t xml:space="preserve">## 3 66%      20  21.6 25.1  5.62      0    79</w:t>
       </w:r>
       <w:r>
         <w:br/>
@@ -5775,7 +5827,7 @@
         <w:rPr>
           <w:rStyle w:val="VerbatimChar"/>
         </w:rPr>
-        <w:t xml:space="preserve">## 4 high      20   1.3  3.18 0.711     0    13</w:t>
+        <w:t xml:space="preserve">## 4 100%     20   1.3  3.18 0.711     0    13</w:t>
       </w:r>
     </w:p>
     <w:bookmarkEnd w:id="122"/>
@@ -5802,7 +5854,7 @@
               <a:graphicData uri="http://schemas.openxmlformats.org/drawingml/2006/picture">
                 <pic:pic>
                   <pic:nvPicPr>
-                    <pic:cNvPr descr="nested_anova_lecture_files/figure-docx/unnamed-chunk-4-1.png" id="125" name="Picture"/>
+                    <pic:cNvPr descr="nested_anova_lecture_files/figure-docx/nested-anova-04-1.png" id="125" name="Picture"/>
                     <pic:cNvPicPr>
                       <a:picLocks noChangeArrowheads="1" noChangeAspect="1"/>
                     </pic:cNvPicPr>
@@ -6372,6 +6424,51 @@
       </w:pPr>
       <w:r>
         <w:rPr>
+          <w:rStyle w:val="CommentTok"/>
+        </w:rPr>
+        <w:t xml:space="preserve"># Error(patch) -- not Error(treat:patch). Patch IDs are already unique</w:t>
+      </w:r>
+      <w:r>
+        <w:br/>
+      </w:r>
+      <w:r>
+        <w:rPr>
+          <w:rStyle w:val="CommentTok"/>
+        </w:rPr>
+        <w:t xml:space="preserve"># (1-16) and each patch sits in exactly one treatment, so naming the patch</w:t>
+      </w:r>
+      <w:r>
+        <w:br/>
+      </w:r>
+      <w:r>
+        <w:rPr>
+          <w:rStyle w:val="CommentTok"/>
+        </w:rPr>
+        <w:t xml:space="preserve"># alone is enough. Writing treat:patch asks for 4 x 16 = 64 combinations</w:t>
+      </w:r>
+      <w:r>
+        <w:br/>
+      </w:r>
+      <w:r>
+        <w:rPr>
+          <w:rStyle w:val="CommentTok"/>
+        </w:rPr>
+        <w:t xml:space="preserve"># when only 16 exist, which makes R warn "Error() model is singular".</w:t>
+      </w:r>
+      <w:r>
+        <w:br/>
+      </w:r>
+      <w:r>
+        <w:rPr>
+          <w:rStyle w:val="CommentTok"/>
+        </w:rPr>
+        <w:t xml:space="preserve"># Both give identical numbers; this one does it without the warning.</w:t>
+      </w:r>
+      <w:r>
+        <w:br/>
+      </w:r>
+      <w:r>
+        <w:rPr>
           <w:rStyle w:val="NormalTok"/>
         </w:rPr>
         <w:t xml:space="preserve">u_nested_model </w:t>
@@ -6434,37 +6531,2739 @@
         <w:rPr>
           <w:rStyle w:val="NormalTok"/>
         </w:rPr>
-        <w:t xml:space="preserve">(treat</w:t>
+        <w:t xml:space="preserve">(patch), </w:t>
+      </w:r>
+      <w:r>
+        <w:rPr>
+          <w:rStyle w:val="AttributeTok"/>
+        </w:rPr>
+        <w:t xml:space="preserve">data =</w:t>
+      </w:r>
+      <w:r>
+        <w:rPr>
+          <w:rStyle w:val="NormalTok"/>
+        </w:rPr>
+        <w:t xml:space="preserve"> u_df)</w:t>
+      </w:r>
+      <w:r>
+        <w:br/>
+      </w:r>
+      <w:r>
+        <w:rPr>
+          <w:rStyle w:val="FunctionTok"/>
+        </w:rPr>
+        <w:t xml:space="preserve">cat</w:t>
+      </w:r>
+      <w:r>
+        <w:rPr>
+          <w:rStyle w:val="NormalTok"/>
+        </w:rPr>
+        <w:t xml:space="preserve">(</w:t>
+      </w:r>
+      <w:r>
+        <w:rPr>
+          <w:rStyle w:val="StringTok"/>
+        </w:rPr>
+        <w:t xml:space="preserve">"Correctly specified nested ANOVA:</w:t>
       </w:r>
       <w:r>
         <w:rPr>
           <w:rStyle w:val="SpecialCharTok"/>
         </w:rPr>
-        <w:t xml:space="preserve">:</w:t>
+        <w:t xml:space="preserve">\n\n</w:t>
+      </w:r>
+      <w:r>
+        <w:rPr>
+          <w:rStyle w:val="StringTok"/>
+        </w:rPr>
+        <w:t xml:space="preserve">"</w:t>
       </w:r>
       <w:r>
         <w:rPr>
           <w:rStyle w:val="NormalTok"/>
         </w:rPr>
-        <w:t xml:space="preserve">patch), </w:t>
-      </w:r>
-      <w:r>
-        <w:rPr>
-          <w:rStyle w:val="AttributeTok"/>
-        </w:rPr>
-        <w:t xml:space="preserve">data =</w:t>
+        <w:t xml:space="preserve">)</w:t>
+      </w:r>
+      <w:r>
+        <w:br/>
+      </w:r>
+      <w:r>
+        <w:rPr>
+          <w:rStyle w:val="DocumentationTok"/>
+        </w:rPr>
+        <w:t xml:space="preserve">## Correctly specified nested ANOVA:</w:t>
+      </w:r>
+      <w:r>
+        <w:br/>
+      </w:r>
+      <w:r>
+        <w:rPr>
+          <w:rStyle w:val="FunctionTok"/>
+        </w:rPr>
+        <w:t xml:space="preserve">summary</w:t>
       </w:r>
       <w:r>
         <w:rPr>
           <w:rStyle w:val="NormalTok"/>
         </w:rPr>
-        <w:t xml:space="preserve"> u_df)</w:t>
+        <w:t xml:space="preserve">(u_nested_model)</w:t>
       </w:r>
       <w:r>
         <w:br/>
       </w:r>
       <w:r>
         <w:rPr>
+          <w:rStyle w:val="DocumentationTok"/>
+        </w:rPr>
+        <w:t xml:space="preserve">## </w:t>
+      </w:r>
+      <w:r>
+        <w:br/>
+      </w:r>
+      <w:r>
+        <w:rPr>
+          <w:rStyle w:val="DocumentationTok"/>
+        </w:rPr>
+        <w:t xml:space="preserve">## Error: patch</w:t>
+      </w:r>
+      <w:r>
+        <w:br/>
+      </w:r>
+      <w:r>
+        <w:rPr>
+          <w:rStyle w:val="DocumentationTok"/>
+        </w:rPr>
+        <w:t xml:space="preserve">##           Df Sum Sq Mean Sq F value Pr(&gt;F)  </w:t>
+      </w:r>
+      <w:r>
+        <w:br/>
+      </w:r>
+      <w:r>
+        <w:rPr>
+          <w:rStyle w:val="DocumentationTok"/>
+        </w:rPr>
+        <w:t xml:space="preserve">## treat      3  14429    4810   2.717 0.0913 .</w:t>
+      </w:r>
+      <w:r>
+        <w:br/>
+      </w:r>
+      <w:r>
+        <w:rPr>
+          <w:rStyle w:val="DocumentationTok"/>
+        </w:rPr>
+        <w:t xml:space="preserve">## Residuals 12  21242    1770                 </w:t>
+      </w:r>
+      <w:r>
+        <w:br/>
+      </w:r>
+      <w:r>
+        <w:rPr>
+          <w:rStyle w:val="DocumentationTok"/>
+        </w:rPr>
+        <w:t xml:space="preserve">## ---</w:t>
+      </w:r>
+      <w:r>
+        <w:br/>
+      </w:r>
+      <w:r>
+        <w:rPr>
+          <w:rStyle w:val="DocumentationTok"/>
+        </w:rPr>
+        <w:t xml:space="preserve">## Signif. codes:  0 '***' 0.001 '**' 0.01 '*' 0.05 '.' 0.1 ' ' 1</w:t>
+      </w:r>
+      <w:r>
+        <w:br/>
+      </w:r>
+      <w:r>
+        <w:rPr>
+          <w:rStyle w:val="DocumentationTok"/>
+        </w:rPr>
+        <w:t xml:space="preserve">## </w:t>
+      </w:r>
+      <w:r>
+        <w:br/>
+      </w:r>
+      <w:r>
+        <w:rPr>
+          <w:rStyle w:val="DocumentationTok"/>
+        </w:rPr>
+        <w:t xml:space="preserve">## Error: Within</w:t>
+      </w:r>
+      <w:r>
+        <w:br/>
+      </w:r>
+      <w:r>
+        <w:rPr>
+          <w:rStyle w:val="DocumentationTok"/>
+        </w:rPr>
+        <w:t xml:space="preserve">##           Df Sum Sq Mean Sq F value Pr(&gt;F)</w:t>
+      </w:r>
+      <w:r>
+        <w:br/>
+      </w:r>
+      <w:r>
+        <w:rPr>
+          <w:rStyle w:val="DocumentationTok"/>
+        </w:rPr>
+        <w:t xml:space="preserve">## Residuals 64  19110   298.6</w:t>
+      </w:r>
+    </w:p>
+    <w:bookmarkEnd w:id="129"/>
+    <w:bookmarkStart w:id="137" w:name="same-numerator-different-denominator"/>
+    <w:p>
+      <w:pPr>
+        <w:pStyle w:val="Heading2"/>
+      </w:pPr>
+      <w:r>
+        <w:t xml:space="preserve">Same Numerator, Different Denominator</w:t>
+      </w:r>
+    </w:p>
+    <w:p>
+      <w:pPr>
+        <w:pStyle w:val="FirstParagraph"/>
+      </w:pPr>
+      <w:r>
+        <w:t xml:space="preserve">Both models used the</w:t>
+      </w:r>
+      <w:r>
+        <w:t xml:space="preserve"> </w:t>
+      </w:r>
+      <w:r>
+        <w:rPr>
+          <w:b/>
+          <w:bCs/>
+        </w:rPr>
+        <w:t xml:space="preserve">same 80 quadrats</w:t>
+      </w:r>
+      <w:r>
+        <w:t xml:space="preserve"> </w:t>
+      </w:r>
+      <w:r>
+        <w:t xml:space="preserve">and produced the</w:t>
+      </w:r>
+      <w:r>
+        <w:t xml:space="preserve"> </w:t>
+      </w:r>
+      <w:r>
+        <w:rPr>
+          <w:b/>
+          <w:bCs/>
+        </w:rPr>
+        <w:t xml:space="preserve">same sums of squares</w:t>
+      </w:r>
+      <w:r>
+        <w:t xml:space="preserve">. Only the F-test’s denominator changed:</w:t>
+      </w:r>
+    </w:p>
+    <w:tbl>
+      <w:tblPr>
+        <w:tblStyle w:val="Table"/>
+        <w:tblW w:type="pct" w:w="5000"/>
+        <w:tblLayout w:type="fixed"/>
+        <w:tblLook w:firstRow="1" w:lastRow="0" w:firstColumn="0" w:lastColumn="0" w:noHBand="0" w:noVBand="0" w:val="0020"/>
+      </w:tblPr>
+      <w:tblGrid>
+        <w:gridCol w:w="1584"/>
+        <w:gridCol w:w="1584"/>
+        <w:gridCol w:w="1584"/>
+        <w:gridCol w:w="1584"/>
+        <w:gridCol w:w="1584"/>
+      </w:tblGrid>
+      <w:tr>
+        <w:trPr>
+          <w:tblHeader w:val="on"/>
+        </w:trPr>
+        <w:tc>
+          <w:tcPr/>
+          <w:p>
+            <w:pPr>
+              <w:pStyle w:val="Compact"/>
+            </w:pPr>
+          </w:p>
+        </w:tc>
+        <w:tc>
+          <w:tcPr/>
+          <w:p>
+            <w:pPr>
+              <w:pStyle w:val="Compact"/>
+            </w:pPr>
+            <w:r>
+              <w:t xml:space="preserve">MS treat</w:t>
+            </w:r>
+          </w:p>
+        </w:tc>
+        <w:tc>
+          <w:tcPr/>
+          <w:p>
+            <w:pPr>
+              <w:pStyle w:val="Compact"/>
+            </w:pPr>
+            <w:r>
+              <w:t xml:space="preserve">÷ MS error</w:t>
+            </w:r>
+          </w:p>
+        </w:tc>
+        <w:tc>
+          <w:tcPr/>
+          <w:p>
+            <w:pPr>
+              <w:pStyle w:val="Compact"/>
+            </w:pPr>
+            <w:r>
+              <w:t xml:space="preserve">= F</w:t>
+            </w:r>
+          </w:p>
+        </w:tc>
+        <w:tc>
+          <w:tcPr/>
+          <w:p>
+            <w:pPr>
+              <w:pStyle w:val="Compact"/>
+            </w:pPr>
+            <w:r>
+              <w:t xml:space="preserve">p</w:t>
+            </w:r>
+          </w:p>
+        </w:tc>
+      </w:tr>
+      <w:tr>
+        <w:tc>
+          <w:tcPr/>
+          <w:p>
+            <w:pPr>
+              <w:pStyle w:val="Compact"/>
+            </w:pPr>
+            <w:r>
+              <w:rPr>
+                <w:b/>
+                <w:bCs/>
+              </w:rPr>
+              <w:t xml:space="preserve">Naive factorial</w:t>
+            </w:r>
+          </w:p>
+        </w:tc>
+        <w:tc>
+          <w:tcPr/>
+          <w:p>
+            <w:pPr>
+              <w:pStyle w:val="Compact"/>
+            </w:pPr>
+            <w:r>
+              <w:t xml:space="preserve">4810</w:t>
+            </w:r>
+          </w:p>
+        </w:tc>
+        <w:tc>
+          <w:tcPr/>
+          <w:p>
+            <w:pPr>
+              <w:pStyle w:val="Compact"/>
+            </w:pPr>
+            <w:r>
+              <w:t xml:space="preserve">÷</w:t>
+            </w:r>
+            <w:r>
+              <w:t xml:space="preserve"> </w:t>
+            </w:r>
+            <w:r>
+              <w:rPr>
+                <w:b/>
+                <w:bCs/>
+              </w:rPr>
+              <w:t xml:space="preserve">299</w:t>
+            </w:r>
+            <w:r>
+              <w:t xml:space="preserve"> </w:t>
+            </w:r>
+            <w:r>
+              <w:t xml:space="preserve">(quadrats)</w:t>
+            </w:r>
+          </w:p>
+        </w:tc>
+        <w:tc>
+          <w:tcPr/>
+          <w:p>
+            <w:pPr>
+              <w:pStyle w:val="Compact"/>
+            </w:pPr>
+            <w:r>
+              <w:rPr>
+                <w:b/>
+                <w:bCs/>
+              </w:rPr>
+              <w:t xml:space="preserve">16.11</w:t>
+            </w:r>
+          </w:p>
+        </w:tc>
+        <w:tc>
+          <w:tcPr/>
+          <w:p>
+            <w:pPr>
+              <w:pStyle w:val="Compact"/>
+            </w:pPr>
+            <w:r>
+              <w:t xml:space="preserve">0.00000007</w:t>
+            </w:r>
+          </w:p>
+        </w:tc>
+      </w:tr>
+      <w:tr>
+        <w:tc>
+          <w:tcPr/>
+          <w:p>
+            <w:pPr>
+              <w:pStyle w:val="Compact"/>
+            </w:pPr>
+            <w:r>
+              <w:rPr>
+                <w:b/>
+                <w:bCs/>
+              </w:rPr>
+              <w:t xml:space="preserve">Nested</w:t>
+            </w:r>
+          </w:p>
+        </w:tc>
+        <w:tc>
+          <w:tcPr/>
+          <w:p>
+            <w:pPr>
+              <w:pStyle w:val="Compact"/>
+            </w:pPr>
+            <w:r>
+              <w:t xml:space="preserve">4810</w:t>
+            </w:r>
+          </w:p>
+        </w:tc>
+        <w:tc>
+          <w:tcPr/>
+          <w:p>
+            <w:pPr>
+              <w:pStyle w:val="Compact"/>
+            </w:pPr>
+            <w:r>
+              <w:t xml:space="preserve">÷</w:t>
+            </w:r>
+            <w:r>
+              <w:t xml:space="preserve"> </w:t>
+            </w:r>
+            <w:r>
+              <w:rPr>
+                <w:b/>
+                <w:bCs/>
+              </w:rPr>
+              <w:t xml:space="preserve">1770</w:t>
+            </w:r>
+            <w:r>
+              <w:t xml:space="preserve"> </w:t>
+            </w:r>
+            <w:r>
+              <w:t xml:space="preserve">(patches)</w:t>
+            </w:r>
+          </w:p>
+        </w:tc>
+        <w:tc>
+          <w:tcPr/>
+          <w:p>
+            <w:pPr>
+              <w:pStyle w:val="Compact"/>
+            </w:pPr>
+            <w:r>
+              <w:rPr>
+                <w:b/>
+                <w:bCs/>
+              </w:rPr>
+              <w:t xml:space="preserve">2.72</w:t>
+            </w:r>
+          </w:p>
+        </w:tc>
+        <w:tc>
+          <w:tcPr/>
+          <w:p>
+            <w:pPr>
+              <w:pStyle w:val="Compact"/>
+            </w:pPr>
+            <w:r>
+              <w:t xml:space="preserve">0.091</w:t>
+            </w:r>
+          </w:p>
+        </w:tc>
+      </w:tr>
+    </w:tbl>
+    <w:p>
+      <w:pPr>
+        <w:pStyle w:val="BodyText"/>
+      </w:pPr>
+      <w:r>
+        <w:t xml:space="preserve"> </w:t>
+      </w:r>
+    </w:p>
+    <w:tbl>
+      <w:tblPr>
+        <w:tblStyle w:val="Table"/>
+        <w:tblLook w:firstRow="0" w:lastRow="0" w:firstColumn="0" w:lastColumn="0" w:noHBand="0" w:noVBand="0" w:val="0000"/>
+        <w:tblBorders>
+          <w:top w:val="single" w:sz="4" w:space="0" w:color="CC1914"/>
+          <w:left w:val="single" w:sz="24" w:space="0" w:color="CC1914"/>
+          <w:bottom w:val="single" w:sz="4" w:space="0" w:color="CC1914"/>
+          <w:right w:val="single" w:sz="4" w:space="0" w:color="CC1914"/>
+        </w:tblBorders>
+        <w:tblCellMar>
+          <w:left w:w="144" w:type="dxa"/>
+          <w:right w:w="144" w:type="dxa"/>
+        </w:tblCellMar>
+        <w:tblLook w:firstRow="0" w:lastRow="0" w:firstColumn="0" w:lastColumn="0" w:noHBand="0" w:noVBand="0" w:val="0000"/>
+      </w:tblPr>
+      <w:tr>
+        <w:trPr>
+          <w:cantSplit/>
+        </w:trPr>
+        <w:tc>
+          <w:tcPr>
+            <w:shd w:color="auto" w:fill="f7dddc" w:val="clear"/>
+            <w:tcMar>
+              <w:top w:w="92" w:type="dxa"/>
+              <w:bottom w:w="92" w:type="dxa"/>
+            </w:tcMar>
+          </w:tcPr>
+          <w:p>
+            <w:pPr>
+              <w:pStyle w:val="BodyText"/>
+            </w:pPr>
+            <w:pPr>
+              <w:spacing w:before="0" w:after="0"/>
+              <w:textAlignment w:val="center"/>
+            </w:pPr>
+            <w:r>
+              <w:drawing>
+                <wp:inline>
+                  <wp:extent cx="152400" cy="152400"/>
+                  <wp:effectExtent b="0" l="0" r="0" t="0"/>
+                  <wp:docPr descr="" title="" id="131" name="Picture"/>
+                  <a:graphic>
+                    <a:graphicData uri="http://schemas.openxmlformats.org/drawingml/2006/picture">
+                      <pic:pic>
+                        <pic:nvPicPr>
+                          <pic:cNvPr descr="/Applications/Positron.app/Contents/Resources/app/quarto/share/formats/docx/important.png" id="132" name="Picture"/>
+                          <pic:cNvPicPr>
+                            <a:picLocks noChangeArrowheads="1" noChangeAspect="1"/>
+                          </pic:cNvPicPr>
+                        </pic:nvPicPr>
+                        <pic:blipFill>
+                          <a:blip r:embed="rId130"/>
+                          <a:stretch>
+                            <a:fillRect/>
+                          </a:stretch>
+                        </pic:blipFill>
+                        <pic:spPr bwMode="auto">
+                          <a:xfrm>
+                            <a:off x="0" y="0"/>
+                            <a:ext cx="152400" cy="152400"/>
+                          </a:xfrm>
+                          <a:prstGeom prst="rect">
+                            <a:avLst/>
+                          </a:prstGeom>
+                          <a:noFill/>
+                          <a:ln w="9525">
+                            <a:noFill/>
+                            <a:headEnd/>
+                            <a:tailEnd/>
+                          </a:ln>
+                        </pic:spPr>
+                      </pic:pic>
+                    </a:graphicData>
+                  </a:graphic>
+                </wp:inline>
+              </w:drawing>
+            </w:r>
+            <w:r>
+              <w:t xml:space="preserve"> </w:t>
+            </w:r>
+            <w:r>
+              <w:t xml:space="preserve"> </w:t>
+            </w:r>
+            <w:r>
+              <w:t xml:space="preserve">Important</w:t>
+            </w:r>
+          </w:p>
+        </w:tc>
+      </w:tr>
+      <w:tr>
+        <w:trPr>
+          <w:cantSplit/>
+        </w:trPr>
+        <w:tc>
+          <w:tcPr>
+            <w:tcMar>
+              <w:top w:w="108" w:type="dxa"/>
+              <w:bottom w:w="108" w:type="dxa"/>
+            </w:tcMar>
+          </w:tcPr>
+          <w:p>
+            <w:pPr>
+              <w:pStyle w:val="BodyText"/>
+            </w:pPr>
+            <w:pPr>
+              <w:spacing w:before="16"/>
+            </w:pPr>
+            <w:r>
+              <w:rPr>
+                <w:b/>
+                <w:bCs/>
+              </w:rPr>
+              <w:t xml:space="preserve">The p-value moved by six orders of magnitude.</w:t>
+            </w:r>
+          </w:p>
+          <w:p>
+            <w:pPr>
+              <w:pStyle w:val="BodyText"/>
+            </w:pPr>
+            <w:r>
+              <w:t xml:space="preserve">The naive model tested the treatment against variation</w:t>
+            </w:r>
+            <w:r>
+              <w:t xml:space="preserve"> </w:t>
+            </w:r>
+            <w:r>
+              <w:rPr>
+                <w:i/>
+                <w:iCs/>
+              </w:rPr>
+              <w:t xml:space="preserve">between quadrats within a patch</w:t>
+            </w:r>
+            <w:r>
+              <w:t xml:space="preserve"> </w:t>
+            </w:r>
+            <w:r>
+              <w:t xml:space="preserve">— but quadrats are not what we assigned treatments to.</w:t>
+            </w:r>
+            <w:r>
+              <w:t xml:space="preserve"> </w:t>
+            </w:r>
+            <w:r>
+              <w:rPr>
+                <w:b/>
+                <w:bCs/>
+              </w:rPr>
+              <w:t xml:space="preserve">Patches are.</w:t>
+            </w:r>
+          </w:p>
+          <w:p>
+            <w:pPr>
+              <w:pStyle w:val="BodyText"/>
+            </w:pPr>
+            <w:pPr>
+              <w:spacing w:after="16"/>
+            </w:pPr>
+            <w:r>
+              <w:t xml:space="preserve">There are 80 quadrats but only</w:t>
+            </w:r>
+            <w:r>
+              <w:t xml:space="preserve"> </w:t>
+            </w:r>
+            <w:r>
+              <w:rPr>
+                <w:b/>
+                <w:bCs/>
+              </w:rPr>
+              <w:t xml:space="preserve">16 patches</w:t>
+            </w:r>
+            <w:r>
+              <w:t xml:space="preserve">, four per treatment. The honest test has 12 denominator degrees of freedom, not 64.</w:t>
+            </w:r>
+          </w:p>
+          <w:p/>
+        </w:tc>
+      </w:tr>
+    </w:tbl>
+    <w:tbl>
+      <w:tblPr>
+        <w:tblStyle w:val="Table"/>
+        <w:tblLook w:firstRow="0" w:lastRow="0" w:firstColumn="0" w:lastColumn="0" w:noHBand="0" w:noVBand="0" w:val="0000"/>
+        <w:tblBorders>
+          <w:top w:val="single" w:sz="4" w:space="0" w:color="0758E5"/>
+          <w:left w:val="single" w:sz="24" w:space="0" w:color="0758E5"/>
+          <w:bottom w:val="single" w:sz="4" w:space="0" w:color="0758E5"/>
+          <w:right w:val="single" w:sz="4" w:space="0" w:color="0758E5"/>
+        </w:tblBorders>
+        <w:tblCellMar>
+          <w:left w:w="144" w:type="dxa"/>
+          <w:right w:w="144" w:type="dxa"/>
+        </w:tblCellMar>
+        <w:tblLook w:firstRow="0" w:lastRow="0" w:firstColumn="0" w:lastColumn="0" w:noHBand="0" w:noVBand="0" w:val="0000"/>
+      </w:tblPr>
+      <w:tr>
+        <w:trPr>
+          <w:cantSplit/>
+        </w:trPr>
+        <w:tc>
+          <w:tcPr>
+            <w:shd w:color="auto" w:fill="dae6fb" w:val="clear"/>
+            <w:tcMar>
+              <w:top w:w="92" w:type="dxa"/>
+              <w:bottom w:w="92" w:type="dxa"/>
+            </w:tcMar>
+          </w:tcPr>
+          <w:p>
+            <w:pPr>
+              <w:pStyle w:val="BodyText"/>
+            </w:pPr>
+            <w:pPr>
+              <w:spacing w:before="0" w:after="0"/>
+              <w:textAlignment w:val="center"/>
+            </w:pPr>
+            <w:r>
+              <w:drawing>
+                <wp:inline>
+                  <wp:extent cx="152400" cy="152400"/>
+                  <wp:effectExtent b="0" l="0" r="0" t="0"/>
+                  <wp:docPr descr="" title="" id="133" name="Picture"/>
+                  <a:graphic>
+                    <a:graphicData uri="http://schemas.openxmlformats.org/drawingml/2006/picture">
+                      <pic:pic>
+                        <pic:nvPicPr>
+                          <pic:cNvPr descr="/Applications/Positron.app/Contents/Resources/app/quarto/share/formats/docx/note.png" id="134" name="Picture"/>
+                          <pic:cNvPicPr>
+                            <a:picLocks noChangeArrowheads="1" noChangeAspect="1"/>
+                          </pic:cNvPicPr>
+                        </pic:nvPicPr>
+                        <pic:blipFill>
+                          <a:blip r:embed="rId9"/>
+                          <a:stretch>
+                            <a:fillRect/>
+                          </a:stretch>
+                        </pic:blipFill>
+                        <pic:spPr bwMode="auto">
+                          <a:xfrm>
+                            <a:off x="0" y="0"/>
+                            <a:ext cx="152400" cy="152400"/>
+                          </a:xfrm>
+                          <a:prstGeom prst="rect">
+                            <a:avLst/>
+                          </a:prstGeom>
+                          <a:noFill/>
+                          <a:ln w="9525">
+                            <a:noFill/>
+                            <a:headEnd/>
+                            <a:tailEnd/>
+                          </a:ln>
+                        </pic:spPr>
+                      </pic:pic>
+                    </a:graphicData>
+                  </a:graphic>
+                </wp:inline>
+              </w:drawing>
+            </w:r>
+            <w:r>
+              <w:t xml:space="preserve"> </w:t>
+            </w:r>
+            <w:r>
+              <w:t xml:space="preserve"> </w:t>
+            </w:r>
+            <w:r>
+              <w:t xml:space="preserve">Note</w:t>
+            </w:r>
+          </w:p>
+        </w:tc>
+      </w:tr>
+      <w:tr>
+        <w:trPr>
+          <w:cantSplit/>
+        </w:trPr>
+        <w:tc>
+          <w:tcPr>
+            <w:tcMar>
+              <w:top w:w="108" w:type="dxa"/>
+              <w:bottom w:w="108" w:type="dxa"/>
+            </w:tcMar>
+          </w:tcPr>
+          <w:p>
+            <w:pPr>
+              <w:pStyle w:val="BodyText"/>
+            </w:pPr>
+            <w:pPr>
+              <w:spacing w:before="16"/>
+            </w:pPr>
+            <w:r>
+              <w:rPr>
+                <w:b/>
+                <w:bCs/>
+              </w:rPr>
+              <w:t xml:space="preserve">✅ How to find the right denominator</w:t>
+            </w:r>
+          </w:p>
+          <w:p>
+            <w:pPr>
+              <w:pStyle w:val="BodyText"/>
+            </w:pPr>
+            <w:r>
+              <w:t xml:space="preserve">Ask:</w:t>
+            </w:r>
+            <w:r>
+              <w:t xml:space="preserve"> </w:t>
+            </w:r>
+            <w:r>
+              <w:rPr>
+                <w:b/>
+                <w:bCs/>
+              </w:rPr>
+              <w:t xml:space="preserve">what did I randomly assign the treatment to?</w:t>
+            </w:r>
+          </w:p>
+          <w:p>
+            <w:pPr>
+              <w:pStyle w:val="BodyText"/>
+            </w:pPr>
+            <w:pPr>
+              <w:spacing w:after="16"/>
+            </w:pPr>
+            <w:r>
+              <w:t xml:space="preserve">That unit — patch here — supplies the error term. Everything measured</w:t>
+            </w:r>
+            <w:r>
+              <w:t xml:space="preserve"> </w:t>
+            </w:r>
+            <w:r>
+              <w:rPr>
+                <w:i/>
+                <w:iCs/>
+              </w:rPr>
+              <w:t xml:space="preserve">inside</w:t>
+            </w:r>
+            <w:r>
+              <w:t xml:space="preserve"> </w:t>
+            </w:r>
+            <w:r>
+              <w:t xml:space="preserve">it is a subsample, and subsamples tell you about measurement noise, not about treatment effects.</w:t>
+            </w:r>
+          </w:p>
+          <w:p/>
+        </w:tc>
+      </w:tr>
+    </w:tbl>
+    <w:p>
+      <w:pPr>
+        <w:pStyle w:val="BodyText"/>
+      </w:pPr>
+      <w:r>
+        <w:t xml:space="preserve"> </w:t>
+      </w:r>
+    </w:p>
+    <w:tbl>
+      <w:tblPr>
+        <w:tblStyle w:val="Table"/>
+        <w:tblLook w:firstRow="0" w:lastRow="0" w:firstColumn="0" w:lastColumn="0" w:noHBand="0" w:noVBand="0" w:val="0000"/>
+        <w:tblBorders>
+          <w:top w:val="single" w:sz="4" w:space="0" w:color="00A047"/>
+          <w:left w:val="single" w:sz="24" w:space="0" w:color="00A047"/>
+          <w:bottom w:val="single" w:sz="4" w:space="0" w:color="00A047"/>
+          <w:right w:val="single" w:sz="4" w:space="0" w:color="00A047"/>
+        </w:tblBorders>
+        <w:tblCellMar>
+          <w:left w:w="144" w:type="dxa"/>
+          <w:right w:w="144" w:type="dxa"/>
+        </w:tblCellMar>
+        <w:tblLook w:firstRow="0" w:lastRow="0" w:firstColumn="0" w:lastColumn="0" w:noHBand="0" w:noVBand="0" w:val="0000"/>
+      </w:tblPr>
+      <w:tr>
+        <w:trPr>
+          <w:cantSplit/>
+        </w:trPr>
+        <w:tc>
+          <w:tcPr>
+            <w:shd w:color="auto" w:fill="ccf1e3" w:val="clear"/>
+            <w:tcMar>
+              <w:top w:w="92" w:type="dxa"/>
+              <w:bottom w:w="92" w:type="dxa"/>
+            </w:tcMar>
+          </w:tcPr>
+          <w:p>
+            <w:pPr>
+              <w:pStyle w:val="BodyText"/>
+            </w:pPr>
+            <w:pPr>
+              <w:spacing w:before="0" w:after="0"/>
+              <w:textAlignment w:val="center"/>
+            </w:pPr>
+            <w:r>
+              <w:drawing>
+                <wp:inline>
+                  <wp:extent cx="152400" cy="152400"/>
+                  <wp:effectExtent b="0" l="0" r="0" t="0"/>
+                  <wp:docPr descr="" title="" id="135" name="Picture"/>
+                  <a:graphic>
+                    <a:graphicData uri="http://schemas.openxmlformats.org/drawingml/2006/picture">
+                      <pic:pic>
+                        <pic:nvPicPr>
+                          <pic:cNvPr descr="/Applications/Positron.app/Contents/Resources/app/quarto/share/formats/docx/tip.png" id="136" name="Picture"/>
+                          <pic:cNvPicPr>
+                            <a:picLocks noChangeArrowheads="1" noChangeAspect="1"/>
+                          </pic:cNvPicPr>
+                        </pic:nvPicPr>
+                        <pic:blipFill>
+                          <a:blip r:embed="rId72"/>
+                          <a:stretch>
+                            <a:fillRect/>
+                          </a:stretch>
+                        </pic:blipFill>
+                        <pic:spPr bwMode="auto">
+                          <a:xfrm>
+                            <a:off x="0" y="0"/>
+                            <a:ext cx="152400" cy="152400"/>
+                          </a:xfrm>
+                          <a:prstGeom prst="rect">
+                            <a:avLst/>
+                          </a:prstGeom>
+                          <a:noFill/>
+                          <a:ln w="9525">
+                            <a:noFill/>
+                            <a:headEnd/>
+                            <a:tailEnd/>
+                          </a:ln>
+                        </pic:spPr>
+                      </pic:pic>
+                    </a:graphicData>
+                  </a:graphic>
+                </wp:inline>
+              </w:drawing>
+            </w:r>
+            <w:r>
+              <w:t xml:space="preserve"> </w:t>
+            </w:r>
+            <w:r>
+              <w:t xml:space="preserve"> </w:t>
+            </w:r>
+            <w:r>
+              <w:t xml:space="preserve">Tip</w:t>
+            </w:r>
+          </w:p>
+        </w:tc>
+      </w:tr>
+      <w:tr>
+        <w:trPr>
+          <w:cantSplit/>
+        </w:trPr>
+        <w:tc>
+          <w:tcPr>
+            <w:tcMar>
+              <w:top w:w="108" w:type="dxa"/>
+              <w:bottom w:w="108" w:type="dxa"/>
+            </w:tcMar>
+          </w:tcPr>
+          <w:p>
+            <w:pPr>
+              <w:pStyle w:val="BodyText"/>
+            </w:pPr>
+            <w:pPr>
+              <w:spacing w:before="16"/>
+            </w:pPr>
+            <w:r>
+              <w:rPr>
+                <w:b/>
+                <w:bCs/>
+              </w:rPr>
+              <w:t xml:space="preserve">🖐 Notice</w:t>
+            </w:r>
+            <w:r>
+              <w:rPr>
+                <w:b/>
+                <w:bCs/>
+              </w:rPr>
+              <w:t xml:space="preserve"> </w:t>
+            </w:r>
+            <w:r>
+              <w:rPr>
+                <w:rStyle w:val="VerbatimChar"/>
+                <w:b/>
+                <w:bCs/>
+              </w:rPr>
+              <w:t xml:space="preserve">MS(patch)</w:t>
+            </w:r>
+            <w:r>
+              <w:rPr>
+                <w:b/>
+                <w:bCs/>
+              </w:rPr>
+              <w:t xml:space="preserve"> </w:t>
+            </w:r>
+            <w:r>
+              <w:rPr>
+                <w:b/>
+                <w:bCs/>
+              </w:rPr>
+              <w:t xml:space="preserve">is large</w:t>
+            </w:r>
+          </w:p>
+          <w:p>
+            <w:pPr>
+              <w:pStyle w:val="BodyText"/>
+            </w:pPr>
+            <w:pPr>
+              <w:spacing w:after="16"/>
+            </w:pPr>
+            <w:r>
+              <w:t xml:space="preserve">1770 vs 299 — patches genuinely differ from one another. That variability is real biology, and the nested model makes you pay for it. The naive model pretended it was not there.</w:t>
+            </w:r>
+          </w:p>
+          <w:p/>
+        </w:tc>
+      </w:tr>
+    </w:tbl>
+    <w:bookmarkEnd w:id="137"/>
+    <w:bookmarkStart w:id="142" w:name="where-you-have-seen-this-before"/>
+    <w:p>
+      <w:pPr>
+        <w:pStyle w:val="Heading2"/>
+      </w:pPr>
+      <w:r>
+        <w:t xml:space="preserve">Where You Have Seen This Before</w:t>
+      </w:r>
+    </w:p>
+    <w:p>
+      <w:pPr>
+        <w:pStyle w:val="FirstParagraph"/>
+      </w:pPr>
+      <w:r>
+        <w:t xml:space="preserve">This is the</w:t>
+      </w:r>
+      <w:r>
+        <w:t xml:space="preserve"> </w:t>
+      </w:r>
+      <w:r>
+        <w:rPr>
+          <w:b/>
+          <w:bCs/>
+        </w:rPr>
+        <w:t xml:space="preserve">pine needle problem</w:t>
+      </w:r>
+      <w:r>
+        <w:t xml:space="preserve"> </w:t>
+      </w:r>
+      <w:r>
+        <w:t xml:space="preserve">again, one level up:</w:t>
+      </w:r>
+    </w:p>
+    <w:tbl>
+      <w:tblPr>
+        <w:tblStyle w:val="Table"/>
+        <w:tblW w:type="auto" w:w="0"/>
+        <w:tblLook w:firstRow="1" w:lastRow="0" w:firstColumn="0" w:lastColumn="0" w:noHBand="0" w:noVBand="0" w:val="0020"/>
+      </w:tblPr>
+      <w:tblGrid>
+        <w:gridCol w:w="3960"/>
+        <w:gridCol w:w="3960"/>
+      </w:tblGrid>
+      <w:tr>
+        <w:trPr>
+          <w:tblHeader w:val="on"/>
+        </w:trPr>
+        <w:tc>
+          <w:tcPr/>
+          <w:p>
+            <w:pPr>
+              <w:pStyle w:val="Compact"/>
+            </w:pPr>
+            <w:r>
+              <w:t xml:space="preserve">Our pine study</w:t>
+            </w:r>
+          </w:p>
+        </w:tc>
+        <w:tc>
+          <w:tcPr/>
+          <w:p>
+            <w:pPr>
+              <w:pStyle w:val="Compact"/>
+            </w:pPr>
+            <w:r>
+              <w:t xml:space="preserve">This urchin study</w:t>
+            </w:r>
+          </w:p>
+        </w:tc>
+      </w:tr>
+      <w:tr>
+        <w:tc>
+          <w:tcPr/>
+          <w:p>
+            <w:pPr>
+              <w:pStyle w:val="Compact"/>
+            </w:pPr>
+            <w:r>
+              <w:t xml:space="preserve">8 needles per side</w:t>
+            </w:r>
+          </w:p>
+        </w:tc>
+        <w:tc>
+          <w:tcPr/>
+          <w:p>
+            <w:pPr>
+              <w:pStyle w:val="Compact"/>
+            </w:pPr>
+            <w:r>
+              <w:t xml:space="preserve">5 quadrats per patch</w:t>
+            </w:r>
+          </w:p>
+        </w:tc>
+      </w:tr>
+      <w:tr>
+        <w:tc>
+          <w:tcPr/>
+          <w:p>
+            <w:pPr>
+              <w:pStyle w:val="Compact"/>
+            </w:pPr>
+            <w:r>
+              <w:t xml:space="preserve">within one tree</w:t>
+            </w:r>
+          </w:p>
+        </w:tc>
+        <w:tc>
+          <w:tcPr/>
+          <w:p>
+            <w:pPr>
+              <w:pStyle w:val="Compact"/>
+            </w:pPr>
+            <w:r>
+              <w:t xml:space="preserve">within one patch</w:t>
+            </w:r>
+          </w:p>
+        </w:tc>
+      </w:tr>
+      <w:tr>
+        <w:tc>
+          <w:tcPr/>
+          <w:p>
+            <w:pPr>
+              <w:pStyle w:val="Compact"/>
+            </w:pPr>
+            <w:r>
+              <w:rPr>
+                <w:b/>
+                <w:bCs/>
+              </w:rPr>
+              <w:t xml:space="preserve">4 trees</w:t>
+            </w:r>
+            <w:r>
+              <w:t xml:space="preserve"> </w:t>
+            </w:r>
+            <w:r>
+              <w:t xml:space="preserve">are the replicates</w:t>
+            </w:r>
+          </w:p>
+        </w:tc>
+        <w:tc>
+          <w:tcPr/>
+          <w:p>
+            <w:pPr>
+              <w:pStyle w:val="Compact"/>
+            </w:pPr>
+            <w:r>
+              <w:rPr>
+                <w:b/>
+                <w:bCs/>
+              </w:rPr>
+              <w:t xml:space="preserve">16 patches</w:t>
+            </w:r>
+            <w:r>
+              <w:t xml:space="preserve"> </w:t>
+            </w:r>
+            <w:r>
+              <w:t xml:space="preserve">are the replicates</w:t>
+            </w:r>
+          </w:p>
+        </w:tc>
+      </w:tr>
+      <w:tr>
+        <w:tc>
+          <w:tcPr/>
+          <w:p>
+            <w:pPr>
+              <w:pStyle w:val="Compact"/>
+            </w:pPr>
+            <w:r>
+              <w:t xml:space="preserve">64 rows, n = 4</w:t>
+            </w:r>
+          </w:p>
+        </w:tc>
+        <w:tc>
+          <w:tcPr/>
+          <w:p>
+            <w:pPr>
+              <w:pStyle w:val="Compact"/>
+            </w:pPr>
+            <w:r>
+              <w:t xml:space="preserve">80 rows, n = 16</w:t>
+            </w:r>
+          </w:p>
+        </w:tc>
+      </w:tr>
+    </w:tbl>
+    <w:p>
+      <w:pPr>
+        <w:pStyle w:val="BodyText"/>
+      </w:pPr>
+      <w:r>
+        <w:t xml:space="preserve">In Week 1 we solved it by</w:t>
+      </w:r>
+      <w:r>
+        <w:t xml:space="preserve"> </w:t>
+      </w:r>
+      <w:r>
+        <w:rPr>
+          <w:b/>
+          <w:bCs/>
+        </w:rPr>
+        <w:t xml:space="preserve">averaging</w:t>
+      </w:r>
+      <w:r>
+        <w:t xml:space="preserve"> </w:t>
+      </w:r>
+      <w:r>
+        <w:t xml:space="preserve">each tree to one number. That works, and it is honest.</w:t>
+      </w:r>
+    </w:p>
+    <w:p>
+      <w:pPr>
+        <w:pStyle w:val="BodyText"/>
+      </w:pPr>
+      <w:r>
+        <w:t xml:space="preserve">A nested ANOVA does something better: it keeps every quadrat, estimates</w:t>
+      </w:r>
+      <w:r>
+        <w:t xml:space="preserve"> </w:t>
+      </w:r>
+      <w:r>
+        <w:rPr>
+          <w:i/>
+          <w:iCs/>
+        </w:rPr>
+        <w:t xml:space="preserve">both</w:t>
+      </w:r>
+      <w:r>
+        <w:t xml:space="preserve"> </w:t>
+      </w:r>
+      <w:r>
+        <w:t xml:space="preserve">levels of variability, and still tests the treatment against the right error term.</w:t>
+      </w:r>
+    </w:p>
+    <w:tbl>
+      <w:tblPr>
+        <w:tblStyle w:val="Table"/>
+        <w:tblLook w:firstRow="0" w:lastRow="0" w:firstColumn="0" w:lastColumn="0" w:noHBand="0" w:noVBand="0" w:val="0000"/>
+        <w:tblBorders>
+          <w:top w:val="single" w:sz="4" w:space="0" w:color="0758E5"/>
+          <w:left w:val="single" w:sz="24" w:space="0" w:color="0758E5"/>
+          <w:bottom w:val="single" w:sz="4" w:space="0" w:color="0758E5"/>
+          <w:right w:val="single" w:sz="4" w:space="0" w:color="0758E5"/>
+        </w:tblBorders>
+        <w:tblCellMar>
+          <w:left w:w="144" w:type="dxa"/>
+          <w:right w:w="144" w:type="dxa"/>
+        </w:tblCellMar>
+        <w:tblLook w:firstRow="0" w:lastRow="0" w:firstColumn="0" w:lastColumn="0" w:noHBand="0" w:noVBand="0" w:val="0000"/>
+      </w:tblPr>
+      <w:tr>
+        <w:trPr>
+          <w:cantSplit/>
+        </w:trPr>
+        <w:tc>
+          <w:tcPr>
+            <w:shd w:color="auto" w:fill="dae6fb" w:val="clear"/>
+            <w:tcMar>
+              <w:top w:w="92" w:type="dxa"/>
+              <w:bottom w:w="92" w:type="dxa"/>
+            </w:tcMar>
+          </w:tcPr>
+          <w:p>
+            <w:pPr>
+              <w:pStyle w:val="BodyText"/>
+            </w:pPr>
+            <w:pPr>
+              <w:spacing w:before="0" w:after="0"/>
+              <w:textAlignment w:val="center"/>
+            </w:pPr>
+            <w:r>
+              <w:drawing>
+                <wp:inline>
+                  <wp:extent cx="152400" cy="152400"/>
+                  <wp:effectExtent b="0" l="0" r="0" t="0"/>
+                  <wp:docPr descr="" title="" id="138" name="Picture"/>
+                  <a:graphic>
+                    <a:graphicData uri="http://schemas.openxmlformats.org/drawingml/2006/picture">
+                      <pic:pic>
+                        <pic:nvPicPr>
+                          <pic:cNvPr descr="/Applications/Positron.app/Contents/Resources/app/quarto/share/formats/docx/note.png" id="139" name="Picture"/>
+                          <pic:cNvPicPr>
+                            <a:picLocks noChangeArrowheads="1" noChangeAspect="1"/>
+                          </pic:cNvPicPr>
+                        </pic:nvPicPr>
+                        <pic:blipFill>
+                          <a:blip r:embed="rId9"/>
+                          <a:stretch>
+                            <a:fillRect/>
+                          </a:stretch>
+                        </pic:blipFill>
+                        <pic:spPr bwMode="auto">
+                          <a:xfrm>
+                            <a:off x="0" y="0"/>
+                            <a:ext cx="152400" cy="152400"/>
+                          </a:xfrm>
+                          <a:prstGeom prst="rect">
+                            <a:avLst/>
+                          </a:prstGeom>
+                          <a:noFill/>
+                          <a:ln w="9525">
+                            <a:noFill/>
+                            <a:headEnd/>
+                            <a:tailEnd/>
+                          </a:ln>
+                        </pic:spPr>
+                      </pic:pic>
+                    </a:graphicData>
+                  </a:graphic>
+                </wp:inline>
+              </w:drawing>
+            </w:r>
+            <w:r>
+              <w:t xml:space="preserve"> </w:t>
+            </w:r>
+            <w:r>
+              <w:t xml:space="preserve"> </w:t>
+            </w:r>
+            <w:r>
+              <w:t xml:space="preserve">Note</w:t>
+            </w:r>
+          </w:p>
+        </w:tc>
+      </w:tr>
+      <w:tr>
+        <w:trPr>
+          <w:cantSplit/>
+        </w:trPr>
+        <w:tc>
+          <w:tcPr>
+            <w:tcMar>
+              <w:top w:w="108" w:type="dxa"/>
+              <w:bottom w:w="108" w:type="dxa"/>
+            </w:tcMar>
+          </w:tcPr>
+          <w:p>
+            <w:pPr>
+              <w:pStyle w:val="BodyText"/>
+            </w:pPr>
+            <w:pPr>
+              <w:spacing w:before="16"/>
+            </w:pPr>
+            <w:r>
+              <w:rPr>
+                <w:b/>
+                <w:bCs/>
+              </w:rPr>
+              <w:t xml:space="preserve">✅ Key idea</w:t>
+            </w:r>
+          </w:p>
+          <w:p>
+            <w:pPr>
+              <w:pStyle w:val="BodyText"/>
+            </w:pPr>
+            <w:pPr>
+              <w:spacing w:after="16"/>
+            </w:pPr>
+            <w:r>
+              <w:t xml:space="preserve">Averaging throws the subsamples away. Nesting</w:t>
+            </w:r>
+            <w:r>
+              <w:t xml:space="preserve"> </w:t>
+            </w:r>
+            <w:r>
+              <w:rPr>
+                <w:i/>
+                <w:iCs/>
+              </w:rPr>
+              <w:t xml:space="preserve">uses</w:t>
+            </w:r>
+            <w:r>
+              <w:t xml:space="preserve"> </w:t>
+            </w:r>
+            <w:r>
+              <w:t xml:space="preserve">them — to estimate how noisy your measurements are — while still refusing to count them as replicates.</w:t>
+            </w:r>
+          </w:p>
+          <w:p/>
+        </w:tc>
+      </w:tr>
+    </w:tbl>
+    <w:tbl>
+      <w:tblPr>
+        <w:tblStyle w:val="Table"/>
+        <w:tblLook w:firstRow="0" w:lastRow="0" w:firstColumn="0" w:lastColumn="0" w:noHBand="0" w:noVBand="0" w:val="0000"/>
+        <w:tblBorders>
+          <w:top w:val="single" w:sz="4" w:space="0" w:color="EB9113"/>
+          <w:left w:val="single" w:sz="24" w:space="0" w:color="EB9113"/>
+          <w:bottom w:val="single" w:sz="4" w:space="0" w:color="EB9113"/>
+          <w:right w:val="single" w:sz="4" w:space="0" w:color="EB9113"/>
+        </w:tblBorders>
+        <w:tblCellMar>
+          <w:left w:w="144" w:type="dxa"/>
+          <w:right w:w="144" w:type="dxa"/>
+        </w:tblCellMar>
+        <w:tblLook w:firstRow="0" w:lastRow="0" w:firstColumn="0" w:lastColumn="0" w:noHBand="0" w:noVBand="0" w:val="0000"/>
+      </w:tblPr>
+      <w:tr>
+        <w:trPr>
+          <w:cantSplit/>
+        </w:trPr>
+        <w:tc>
+          <w:tcPr>
+            <w:shd w:color="auto" w:fill="fcefdc" w:val="clear"/>
+            <w:tcMar>
+              <w:top w:w="92" w:type="dxa"/>
+              <w:bottom w:w="92" w:type="dxa"/>
+            </w:tcMar>
+          </w:tcPr>
+          <w:p>
+            <w:pPr>
+              <w:pStyle w:val="BodyText"/>
+            </w:pPr>
+            <w:pPr>
+              <w:spacing w:before="0" w:after="0"/>
+              <w:textAlignment w:val="center"/>
+            </w:pPr>
+            <w:r>
+              <w:drawing>
+                <wp:inline>
+                  <wp:extent cx="152400" cy="152400"/>
+                  <wp:effectExtent b="0" l="0" r="0" t="0"/>
+                  <wp:docPr descr="" title="" id="140" name="Picture"/>
+                  <a:graphic>
+                    <a:graphicData uri="http://schemas.openxmlformats.org/drawingml/2006/picture">
+                      <pic:pic>
+                        <pic:nvPicPr>
+                          <pic:cNvPr descr="/Applications/Positron.app/Contents/Resources/app/quarto/share/formats/docx/warning.png" id="141" name="Picture"/>
+                          <pic:cNvPicPr>
+                            <a:picLocks noChangeArrowheads="1" noChangeAspect="1"/>
+                          </pic:cNvPicPr>
+                        </pic:nvPicPr>
+                        <pic:blipFill>
+                          <a:blip r:embed="rId114"/>
+                          <a:stretch>
+                            <a:fillRect/>
+                          </a:stretch>
+                        </pic:blipFill>
+                        <pic:spPr bwMode="auto">
+                          <a:xfrm>
+                            <a:off x="0" y="0"/>
+                            <a:ext cx="152400" cy="152400"/>
+                          </a:xfrm>
+                          <a:prstGeom prst="rect">
+                            <a:avLst/>
+                          </a:prstGeom>
+                          <a:noFill/>
+                          <a:ln w="9525">
+                            <a:noFill/>
+                            <a:headEnd/>
+                            <a:tailEnd/>
+                          </a:ln>
+                        </pic:spPr>
+                      </pic:pic>
+                    </a:graphicData>
+                  </a:graphic>
+                </wp:inline>
+              </w:drawing>
+            </w:r>
+            <w:r>
+              <w:t xml:space="preserve"> </w:t>
+            </w:r>
+            <w:r>
+              <w:t xml:space="preserve"> </w:t>
+            </w:r>
+            <w:r>
+              <w:t xml:space="preserve">Warning</w:t>
+            </w:r>
+          </w:p>
+        </w:tc>
+      </w:tr>
+      <w:tr>
+        <w:trPr>
+          <w:cantSplit/>
+        </w:trPr>
+        <w:tc>
+          <w:tcPr>
+            <w:tcMar>
+              <w:top w:w="108" w:type="dxa"/>
+              <w:bottom w:w="108" w:type="dxa"/>
+            </w:tcMar>
+          </w:tcPr>
+          <w:p>
+            <w:pPr>
+              <w:pStyle w:val="BodyText"/>
+            </w:pPr>
+            <w:pPr>
+              <w:spacing w:before="16"/>
+            </w:pPr>
+            <w:r>
+              <w:rPr>
+                <w:b/>
+                <w:bCs/>
+              </w:rPr>
+              <w:t xml:space="preserve">⚠️ The limit of</w:t>
+            </w:r>
+            <w:r>
+              <w:rPr>
+                <w:b/>
+                <w:bCs/>
+              </w:rPr>
+              <w:t xml:space="preserve"> </w:t>
+            </w:r>
+            <w:r>
+              <w:rPr>
+                <w:rStyle w:val="VerbatimChar"/>
+                <w:b/>
+                <w:bCs/>
+              </w:rPr>
+              <w:t xml:space="preserve">aov(Error(...))</w:t>
+            </w:r>
+          </w:p>
+          <w:p>
+            <w:pPr>
+              <w:pStyle w:val="BodyText"/>
+            </w:pPr>
+            <w:r>
+              <w:t xml:space="preserve">This syntax needs a (near-)balanced design. Ours is perfectly balanced — 4 patches per treatment, 5 quadrats per patch — so it works.</w:t>
+            </w:r>
+          </w:p>
+          <w:p>
+            <w:pPr>
+              <w:pStyle w:val="BodyText"/>
+            </w:pPr>
+            <w:pPr>
+              <w:spacing w:after="16"/>
+            </w:pPr>
+            <w:r>
+              <w:t xml:space="preserve">Real data usually is not. That is the problem</w:t>
+            </w:r>
+            <w:r>
+              <w:t xml:space="preserve"> </w:t>
+            </w:r>
+            <w:r>
+              <w:rPr>
+                <w:b/>
+                <w:bCs/>
+              </w:rPr>
+              <w:t xml:space="preserve">mixed models</w:t>
+            </w:r>
+            <w:r>
+              <w:t xml:space="preserve"> </w:t>
+            </w:r>
+            <w:r>
+              <w:t xml:space="preserve">solve, and it is where we go next.</w:t>
+            </w:r>
+          </w:p>
+          <w:p/>
+        </w:tc>
+      </w:tr>
+    </w:tbl>
+    <w:bookmarkEnd w:id="142"/>
+    <w:bookmarkStart w:id="149" w:name="how-do-i-know-if-my-design-is-nested"/>
+    <w:p>
+      <w:pPr>
+        <w:pStyle w:val="Heading2"/>
+      </w:pPr>
+      <w:r>
+        <w:t xml:space="preserve">How Do I Know If My Design Is Nested?</w:t>
+      </w:r>
+    </w:p>
+    <w:p>
+      <w:pPr>
+        <w:pStyle w:val="FirstParagraph"/>
+      </w:pPr>
+      <w:r>
+        <w:t xml:space="preserve">Three questions, in order. Ask them of</w:t>
+      </w:r>
+      <w:r>
+        <w:t xml:space="preserve"> </w:t>
+      </w:r>
+      <w:r>
+        <w:rPr>
+          <w:b/>
+          <w:bCs/>
+        </w:rPr>
+        <w:t xml:space="preserve">your own</w:t>
+      </w:r>
+      <w:r>
+        <w:t xml:space="preserve"> </w:t>
+      </w:r>
+      <w:r>
+        <w:t xml:space="preserve">data before you fit anything.</w:t>
+      </w:r>
+    </w:p>
+    <w:p>
+      <w:pPr>
+        <w:pStyle w:val="BodyText"/>
+      </w:pPr>
+      <w:r>
+        <w:rPr>
+          <w:b/>
+          <w:bCs/>
+        </w:rPr>
+        <w:t xml:space="preserve">1. What did I apply the treatment to?</w:t>
+      </w:r>
+      <w:r>
+        <w:t xml:space="preserve"> </w:t>
+      </w:r>
+      <w:r>
+        <w:t xml:space="preserve">→ Whole patches. Not quadrats.</w:t>
+      </w:r>
+    </w:p>
+    <w:p>
+      <w:pPr>
+        <w:pStyle w:val="BodyText"/>
+      </w:pPr>
+      <w:r>
+        <w:rPr>
+          <w:b/>
+          <w:bCs/>
+        </w:rPr>
+        <w:t xml:space="preserve">2. Does every level of B appear under every level of A?</w:t>
+      </w:r>
+      <w:r>
+        <w:t xml:space="preserve"> </w:t>
+      </w:r>
+      <w:r>
+        <w:t xml:space="preserve">→ Patch 7 only ever received the 66% density. It cannot appear under 100%.</w:t>
+      </w:r>
+      <w:r>
+        <w:t xml:space="preserve"> </w:t>
+      </w:r>
+      <w:r>
+        <w:t xml:space="preserve">→</w:t>
+      </w:r>
+      <w:r>
+        <w:t xml:space="preserve"> </w:t>
+      </w:r>
+      <w:r>
+        <w:rPr>
+          <w:b/>
+          <w:bCs/>
+        </w:rPr>
+        <w:t xml:space="preserve">No ⇒ nested.</w:t>
+      </w:r>
+      <w:r>
+        <w:t xml:space="preserve"> </w:t>
+      </w:r>
+      <w:r>
+        <w:t xml:space="preserve">(Yes ⇒ crossed/factorial.)</w:t>
+      </w:r>
+    </w:p>
+    <w:p>
+      <w:pPr>
+        <w:pStyle w:val="BodyText"/>
+      </w:pPr>
+      <w:r>
+        <w:rPr>
+          <w:b/>
+          <w:bCs/>
+        </w:rPr>
+        <w:t xml:space="preserve">3. How many of those units do I have per treatment?</w:t>
+      </w:r>
+      <w:r>
+        <w:t xml:space="preserve"> </w:t>
+      </w:r>
+      <w:r>
+        <w:t xml:space="preserve">→ 4 patches, not 20 quadrats.</w:t>
+      </w:r>
+      <w:r>
+        <w:t xml:space="preserve"> </w:t>
+      </w:r>
+      <w:r>
+        <w:rPr>
+          <w:b/>
+          <w:bCs/>
+        </w:rPr>
+        <w:t xml:space="preserve">That is your n.</w:t>
+      </w:r>
+    </w:p>
+    <w:tbl>
+      <w:tblPr>
+        <w:tblStyle w:val="Table"/>
+        <w:tblLook w:firstRow="0" w:lastRow="0" w:firstColumn="0" w:lastColumn="0" w:noHBand="0" w:noVBand="0" w:val="0000"/>
+        <w:tblBorders>
+          <w:top w:val="single" w:sz="4" w:space="0" w:color="CC1914"/>
+          <w:left w:val="single" w:sz="24" w:space="0" w:color="CC1914"/>
+          <w:bottom w:val="single" w:sz="4" w:space="0" w:color="CC1914"/>
+          <w:right w:val="single" w:sz="4" w:space="0" w:color="CC1914"/>
+        </w:tblBorders>
+        <w:tblCellMar>
+          <w:left w:w="144" w:type="dxa"/>
+          <w:right w:w="144" w:type="dxa"/>
+        </w:tblCellMar>
+        <w:tblLook w:firstRow="0" w:lastRow="0" w:firstColumn="0" w:lastColumn="0" w:noHBand="0" w:noVBand="0" w:val="0000"/>
+      </w:tblPr>
+      <w:tr>
+        <w:trPr>
+          <w:cantSplit/>
+        </w:trPr>
+        <w:tc>
+          <w:tcPr>
+            <w:shd w:color="auto" w:fill="f7dddc" w:val="clear"/>
+            <w:tcMar>
+              <w:top w:w="92" w:type="dxa"/>
+              <w:bottom w:w="92" w:type="dxa"/>
+            </w:tcMar>
+          </w:tcPr>
+          <w:p>
+            <w:pPr>
+              <w:pStyle w:val="BodyText"/>
+            </w:pPr>
+            <w:pPr>
+              <w:spacing w:before="0" w:after="0"/>
+              <w:textAlignment w:val="center"/>
+            </w:pPr>
+            <w:r>
+              <w:drawing>
+                <wp:inline>
+                  <wp:extent cx="152400" cy="152400"/>
+                  <wp:effectExtent b="0" l="0" r="0" t="0"/>
+                  <wp:docPr descr="" title="" id="143" name="Picture"/>
+                  <a:graphic>
+                    <a:graphicData uri="http://schemas.openxmlformats.org/drawingml/2006/picture">
+                      <pic:pic>
+                        <pic:nvPicPr>
+                          <pic:cNvPr descr="/Applications/Positron.app/Contents/Resources/app/quarto/share/formats/docx/important.png" id="144" name="Picture"/>
+                          <pic:cNvPicPr>
+                            <a:picLocks noChangeArrowheads="1" noChangeAspect="1"/>
+                          </pic:cNvPicPr>
+                        </pic:nvPicPr>
+                        <pic:blipFill>
+                          <a:blip r:embed="rId130"/>
+                          <a:stretch>
+                            <a:fillRect/>
+                          </a:stretch>
+                        </pic:blipFill>
+                        <pic:spPr bwMode="auto">
+                          <a:xfrm>
+                            <a:off x="0" y="0"/>
+                            <a:ext cx="152400" cy="152400"/>
+                          </a:xfrm>
+                          <a:prstGeom prst="rect">
+                            <a:avLst/>
+                          </a:prstGeom>
+                          <a:noFill/>
+                          <a:ln w="9525">
+                            <a:noFill/>
+                            <a:headEnd/>
+                            <a:tailEnd/>
+                          </a:ln>
+                        </pic:spPr>
+                      </pic:pic>
+                    </a:graphicData>
+                  </a:graphic>
+                </wp:inline>
+              </w:drawing>
+            </w:r>
+            <w:r>
+              <w:t xml:space="preserve"> </w:t>
+            </w:r>
+            <w:r>
+              <w:t xml:space="preserve"> </w:t>
+            </w:r>
+            <w:r>
+              <w:t xml:space="preserve">Important</w:t>
+            </w:r>
+          </w:p>
+        </w:tc>
+      </w:tr>
+      <w:tr>
+        <w:trPr>
+          <w:cantSplit/>
+        </w:trPr>
+        <w:tc>
+          <w:tcPr>
+            <w:tcMar>
+              <w:top w:w="108" w:type="dxa"/>
+              <w:bottom w:w="108" w:type="dxa"/>
+            </w:tcMar>
+          </w:tcPr>
+          <w:p>
+            <w:pPr>
+              <w:pStyle w:val="BodyText"/>
+            </w:pPr>
+            <w:pPr>
+              <w:spacing w:before="16"/>
+            </w:pPr>
+            <w:r>
+              <w:rPr>
+                <w:b/>
+                <w:bCs/>
+              </w:rPr>
+              <w:t xml:space="preserve">The answer to Q1 is your error term.</w:t>
+            </w:r>
+          </w:p>
+          <w:p>
+            <w:pPr>
+              <w:pStyle w:val="SourceCode"/>
+            </w:pPr>
+            <w:r>
+              <w:rPr>
+                <w:rStyle w:val="FunctionTok"/>
+              </w:rPr>
+              <w:t xml:space="preserve">aov</w:t>
+            </w:r>
+            <w:r>
+              <w:rPr>
+                <w:rStyle w:val="NormalTok"/>
+              </w:rPr>
+              <w:t xml:space="preserve">(algae </w:t>
+            </w:r>
+            <w:r>
+              <w:rPr>
+                <w:rStyle w:val="SpecialCharTok"/>
+              </w:rPr>
+              <w:t xml:space="preserve">~</w:t>
+            </w:r>
+            <w:r>
+              <w:rPr>
+                <w:rStyle w:val="NormalTok"/>
+              </w:rPr>
+              <w:t xml:space="preserve"> treat </w:t>
+            </w:r>
+            <w:r>
+              <w:rPr>
+                <w:rStyle w:val="SpecialCharTok"/>
+              </w:rPr>
+              <w:t xml:space="preserve">+</w:t>
+            </w:r>
+            <w:r>
+              <w:rPr>
+                <w:rStyle w:val="NormalTok"/>
+              </w:rPr>
+              <w:t xml:space="preserve"> </w:t>
+            </w:r>
+            <w:r>
+              <w:rPr>
+                <w:rStyle w:val="FunctionTok"/>
+              </w:rPr>
+              <w:t xml:space="preserve">Error</w:t>
+            </w:r>
+            <w:r>
+              <w:rPr>
+                <w:rStyle w:val="NormalTok"/>
+              </w:rPr>
+              <w:t xml:space="preserve">(patch), </w:t>
+            </w:r>
+            <w:r>
+              <w:rPr>
+                <w:rStyle w:val="AttributeTok"/>
+              </w:rPr>
+              <w:t xml:space="preserve">data =</w:t>
+            </w:r>
+            <w:r>
+              <w:rPr>
+                <w:rStyle w:val="NormalTok"/>
+              </w:rPr>
+              <w:t xml:space="preserve"> u_df)</w:t>
+            </w:r>
+            <w:r>
+              <w:br/>
+            </w:r>
+            <w:r>
+              <w:rPr>
+                <w:rStyle w:val="CommentTok"/>
+              </w:rPr>
+              <w:t xml:space="preserve">#                   ^^^^^^^^^^^^</w:t>
+            </w:r>
+            <w:r>
+              <w:br/>
+            </w:r>
+            <w:r>
+              <w:rPr>
+                <w:rStyle w:val="CommentTok"/>
+              </w:rPr>
+              <w:t xml:space="preserve">#                   the thing treatments were assigned to</w:t>
+            </w:r>
+          </w:p>
+          <w:p/>
+        </w:tc>
+      </w:tr>
+    </w:tbl>
+    <w:tbl>
+      <w:tblPr>
+        <w:tblStyle w:val="Table"/>
+        <w:tblLook w:firstRow="0" w:lastRow="0" w:firstColumn="0" w:lastColumn="0" w:noHBand="0" w:noVBand="0" w:val="0000"/>
+        <w:tblBorders>
+          <w:top w:val="single" w:sz="4" w:space="0" w:color="00A047"/>
+          <w:left w:val="single" w:sz="24" w:space="0" w:color="00A047"/>
+          <w:bottom w:val="single" w:sz="4" w:space="0" w:color="00A047"/>
+          <w:right w:val="single" w:sz="4" w:space="0" w:color="00A047"/>
+        </w:tblBorders>
+        <w:tblCellMar>
+          <w:left w:w="144" w:type="dxa"/>
+          <w:right w:w="144" w:type="dxa"/>
+        </w:tblCellMar>
+        <w:tblLook w:firstRow="0" w:lastRow="0" w:firstColumn="0" w:lastColumn="0" w:noHBand="0" w:noVBand="0" w:val="0000"/>
+      </w:tblPr>
+      <w:tr>
+        <w:trPr>
+          <w:cantSplit/>
+        </w:trPr>
+        <w:tc>
+          <w:tcPr>
+            <w:shd w:color="auto" w:fill="ccf1e3" w:val="clear"/>
+            <w:tcMar>
+              <w:top w:w="92" w:type="dxa"/>
+              <w:bottom w:w="92" w:type="dxa"/>
+            </w:tcMar>
+          </w:tcPr>
+          <w:p>
+            <w:pPr>
+              <w:pStyle w:val="FirstParagraph"/>
+            </w:pPr>
+            <w:pPr>
+              <w:spacing w:before="0" w:after="0"/>
+              <w:textAlignment w:val="center"/>
+            </w:pPr>
+            <w:r>
+              <w:drawing>
+                <wp:inline>
+                  <wp:extent cx="152400" cy="152400"/>
+                  <wp:effectExtent b="0" l="0" r="0" t="0"/>
+                  <wp:docPr descr="" title="" id="145" name="Picture"/>
+                  <a:graphic>
+                    <a:graphicData uri="http://schemas.openxmlformats.org/drawingml/2006/picture">
+                      <pic:pic>
+                        <pic:nvPicPr>
+                          <pic:cNvPr descr="/Applications/Positron.app/Contents/Resources/app/quarto/share/formats/docx/tip.png" id="146" name="Picture"/>
+                          <pic:cNvPicPr>
+                            <a:picLocks noChangeArrowheads="1" noChangeAspect="1"/>
+                          </pic:cNvPicPr>
+                        </pic:nvPicPr>
+                        <pic:blipFill>
+                          <a:blip r:embed="rId72"/>
+                          <a:stretch>
+                            <a:fillRect/>
+                          </a:stretch>
+                        </pic:blipFill>
+                        <pic:spPr bwMode="auto">
+                          <a:xfrm>
+                            <a:off x="0" y="0"/>
+                            <a:ext cx="152400" cy="152400"/>
+                          </a:xfrm>
+                          <a:prstGeom prst="rect">
+                            <a:avLst/>
+                          </a:prstGeom>
+                          <a:noFill/>
+                          <a:ln w="9525">
+                            <a:noFill/>
+                            <a:headEnd/>
+                            <a:tailEnd/>
+                          </a:ln>
+                        </pic:spPr>
+                      </pic:pic>
+                    </a:graphicData>
+                  </a:graphic>
+                </wp:inline>
+              </w:drawing>
+            </w:r>
+            <w:r>
+              <w:t xml:space="preserve"> </w:t>
+            </w:r>
+            <w:r>
+              <w:t xml:space="preserve"> </w:t>
+            </w:r>
+            <w:r>
+              <w:t xml:space="preserve">Tip</w:t>
+            </w:r>
+          </w:p>
+        </w:tc>
+      </w:tr>
+      <w:tr>
+        <w:trPr>
+          <w:cantSplit/>
+        </w:trPr>
+        <w:tc>
+          <w:tcPr>
+            <w:tcMar>
+              <w:top w:w="108" w:type="dxa"/>
+              <w:bottom w:w="108" w:type="dxa"/>
+            </w:tcMar>
+          </w:tcPr>
+          <w:p>
+            <w:pPr>
+              <w:pStyle w:val="BodyText"/>
+            </w:pPr>
+            <w:pPr>
+              <w:spacing w:before="16"/>
+            </w:pPr>
+            <w:r>
+              <w:rPr>
+                <w:b/>
+                <w:bCs/>
+              </w:rPr>
+              <w:t xml:space="preserve">🖐 A quick tell</w:t>
+            </w:r>
+          </w:p>
+          <w:p>
+            <w:pPr>
+              <w:pStyle w:val="BodyText"/>
+            </w:pPr>
+            <w:r>
+              <w:t xml:space="preserve">If two rows of your data share a value for the thing you randomized, they are</w:t>
+            </w:r>
+            <w:r>
+              <w:t xml:space="preserve"> </w:t>
+            </w:r>
+            <w:r>
+              <w:rPr>
+                <w:b/>
+                <w:bCs/>
+              </w:rPr>
+              <w:t xml:space="preserve">not</w:t>
+            </w:r>
+            <w:r>
+              <w:t xml:space="preserve"> </w:t>
+            </w:r>
+            <w:r>
+              <w:t xml:space="preserve">independent replicates of it.</w:t>
+            </w:r>
+          </w:p>
+          <w:p>
+            <w:pPr>
+              <w:pStyle w:val="BodyText"/>
+            </w:pPr>
+            <w:pPr>
+              <w:spacing w:after="16"/>
+            </w:pPr>
+            <w:r>
+              <w:t xml:space="preserve">Two quadrats in patch 3 share patch 3. Two needles on one tree share that tree.</w:t>
+            </w:r>
+          </w:p>
+          <w:p/>
+        </w:tc>
+      </w:tr>
+    </w:tbl>
+    <w:p>
+      <w:pPr>
+        <w:pStyle w:val="BodyText"/>
+      </w:pPr>
+      <w:r>
+        <w:t xml:space="preserve"> </w:t>
+      </w:r>
+    </w:p>
+    <w:tbl>
+      <w:tblPr>
+        <w:tblStyle w:val="Table"/>
+        <w:tblLook w:firstRow="0" w:lastRow="0" w:firstColumn="0" w:lastColumn="0" w:noHBand="0" w:noVBand="0" w:val="0000"/>
+        <w:tblBorders>
+          <w:top w:val="single" w:sz="4" w:space="0" w:color="EB9113"/>
+          <w:left w:val="single" w:sz="24" w:space="0" w:color="EB9113"/>
+          <w:bottom w:val="single" w:sz="4" w:space="0" w:color="EB9113"/>
+          <w:right w:val="single" w:sz="4" w:space="0" w:color="EB9113"/>
+        </w:tblBorders>
+        <w:tblCellMar>
+          <w:left w:w="144" w:type="dxa"/>
+          <w:right w:w="144" w:type="dxa"/>
+        </w:tblCellMar>
+        <w:tblLook w:firstRow="0" w:lastRow="0" w:firstColumn="0" w:lastColumn="0" w:noHBand="0" w:noVBand="0" w:val="0000"/>
+      </w:tblPr>
+      <w:tr>
+        <w:trPr>
+          <w:cantSplit/>
+        </w:trPr>
+        <w:tc>
+          <w:tcPr>
+            <w:shd w:color="auto" w:fill="fcefdc" w:val="clear"/>
+            <w:tcMar>
+              <w:top w:w="92" w:type="dxa"/>
+              <w:bottom w:w="92" w:type="dxa"/>
+            </w:tcMar>
+          </w:tcPr>
+          <w:p>
+            <w:pPr>
+              <w:pStyle w:val="BodyText"/>
+            </w:pPr>
+            <w:pPr>
+              <w:spacing w:before="0" w:after="0"/>
+              <w:textAlignment w:val="center"/>
+            </w:pPr>
+            <w:r>
+              <w:drawing>
+                <wp:inline>
+                  <wp:extent cx="152400" cy="152400"/>
+                  <wp:effectExtent b="0" l="0" r="0" t="0"/>
+                  <wp:docPr descr="" title="" id="147" name="Picture"/>
+                  <a:graphic>
+                    <a:graphicData uri="http://schemas.openxmlformats.org/drawingml/2006/picture">
+                      <pic:pic>
+                        <pic:nvPicPr>
+                          <pic:cNvPr descr="/Applications/Positron.app/Contents/Resources/app/quarto/share/formats/docx/warning.png" id="148" name="Picture"/>
+                          <pic:cNvPicPr>
+                            <a:picLocks noChangeArrowheads="1" noChangeAspect="1"/>
+                          </pic:cNvPicPr>
+                        </pic:nvPicPr>
+                        <pic:blipFill>
+                          <a:blip r:embed="rId114"/>
+                          <a:stretch>
+                            <a:fillRect/>
+                          </a:stretch>
+                        </pic:blipFill>
+                        <pic:spPr bwMode="auto">
+                          <a:xfrm>
+                            <a:off x="0" y="0"/>
+                            <a:ext cx="152400" cy="152400"/>
+                          </a:xfrm>
+                          <a:prstGeom prst="rect">
+                            <a:avLst/>
+                          </a:prstGeom>
+                          <a:noFill/>
+                          <a:ln w="9525">
+                            <a:noFill/>
+                            <a:headEnd/>
+                            <a:tailEnd/>
+                          </a:ln>
+                        </pic:spPr>
+                      </pic:pic>
+                    </a:graphicData>
+                  </a:graphic>
+                </wp:inline>
+              </w:drawing>
+            </w:r>
+            <w:r>
+              <w:t xml:space="preserve"> </w:t>
+            </w:r>
+            <w:r>
+              <w:t xml:space="preserve"> </w:t>
+            </w:r>
+            <w:r>
+              <w:t xml:space="preserve">Warning</w:t>
+            </w:r>
+          </w:p>
+        </w:tc>
+      </w:tr>
+      <w:tr>
+        <w:trPr>
+          <w:cantSplit/>
+        </w:trPr>
+        <w:tc>
+          <w:tcPr>
+            <w:tcMar>
+              <w:top w:w="108" w:type="dxa"/>
+              <w:bottom w:w="108" w:type="dxa"/>
+            </w:tcMar>
+          </w:tcPr>
+          <w:p>
+            <w:pPr>
+              <w:pStyle w:val="BodyText"/>
+            </w:pPr>
+            <w:pPr>
+              <w:spacing w:before="16"/>
+            </w:pPr>
+            <w:r>
+              <w:rPr>
+                <w:b/>
+                <w:bCs/>
+              </w:rPr>
+              <w:t xml:space="preserve">⚠️ Nested factors are random</w:t>
+            </w:r>
+          </w:p>
+          <w:p>
+            <w:pPr>
+              <w:pStyle w:val="BodyText"/>
+            </w:pPr>
+            <w:r>
+              <w:t xml:space="preserve">We are not asking</w:t>
+            </w:r>
+            <w:r>
+              <w:t xml:space="preserve"> </w:t>
+            </w:r>
+            <w:r>
+              <w:t xml:space="preserve">“is patch 7 different from patch 12?”</w:t>
+            </w:r>
+            <w:r>
+              <w:t xml:space="preserve"> </w:t>
+            </w:r>
+            <w:r>
+              <w:t xml:space="preserve">— those specific patches are of no interest. They are a</w:t>
+            </w:r>
+            <w:r>
+              <w:t xml:space="preserve"> </w:t>
+            </w:r>
+            <w:r>
+              <w:rPr>
+                <w:b/>
+                <w:bCs/>
+              </w:rPr>
+              <w:t xml:space="preserve">sample of possible patches</w:t>
+            </w:r>
+            <w:r>
+              <w:t xml:space="preserve">, so</w:t>
+            </w:r>
+            <w:r>
+              <w:t xml:space="preserve"> </w:t>
+            </w:r>
+            <w:r>
+              <w:rPr>
+                <w:rStyle w:val="VerbatimChar"/>
+              </w:rPr>
+              <w:t xml:space="preserve">patch</w:t>
+            </w:r>
+            <w:r>
+              <w:t xml:space="preserve"> </w:t>
+            </w:r>
+            <w:r>
+              <w:t xml:space="preserve">enters as a random effect.</w:t>
+            </w:r>
+          </w:p>
+          <w:p>
+            <w:pPr>
+              <w:pStyle w:val="BodyText"/>
+            </w:pPr>
+            <w:pPr>
+              <w:spacing w:after="16"/>
+            </w:pPr>
+            <w:r>
+              <w:t xml:space="preserve">The factor above it (</w:t>
+            </w:r>
+            <w:r>
+              <w:rPr>
+                <w:rStyle w:val="VerbatimChar"/>
+              </w:rPr>
+              <w:t xml:space="preserve">treat</w:t>
+            </w:r>
+            <w:r>
+              <w:t xml:space="preserve">) is fixed: those four densities are exactly the ones we care about.</w:t>
+            </w:r>
+          </w:p>
+          <w:p/>
+        </w:tc>
+      </w:tr>
+    </w:tbl>
+    <w:bookmarkEnd w:id="149"/>
+    <w:bookmarkStart w:id="154" w:name="reporting-a-nested-anova"/>
+    <w:p>
+      <w:pPr>
+        <w:pStyle w:val="Heading2"/>
+      </w:pPr>
+      <w:r>
+        <w:t xml:space="preserve">Reporting a Nested ANOVA</w:t>
+      </w:r>
+    </w:p>
+    <w:tbl>
+      <w:tblPr>
+        <w:tblStyle w:val="Table"/>
+        <w:tblLook w:firstRow="0" w:lastRow="0" w:firstColumn="0" w:lastColumn="0" w:noHBand="0" w:noVBand="0" w:val="0000"/>
+        <w:tblBorders>
+          <w:top w:val="single" w:sz="4" w:space="0" w:color="0758E5"/>
+          <w:left w:val="single" w:sz="24" w:space="0" w:color="0758E5"/>
+          <w:bottom w:val="single" w:sz="4" w:space="0" w:color="0758E5"/>
+          <w:right w:val="single" w:sz="4" w:space="0" w:color="0758E5"/>
+        </w:tblBorders>
+        <w:tblCellMar>
+          <w:left w:w="144" w:type="dxa"/>
+          <w:right w:w="144" w:type="dxa"/>
+        </w:tblCellMar>
+        <w:tblLook w:firstRow="0" w:lastRow="0" w:firstColumn="0" w:lastColumn="0" w:noHBand="0" w:noVBand="0" w:val="0000"/>
+      </w:tblPr>
+      <w:tr>
+        <w:trPr>
+          <w:cantSplit/>
+        </w:trPr>
+        <w:tc>
+          <w:tcPr>
+            <w:shd w:color="auto" w:fill="dae6fb" w:val="clear"/>
+            <w:tcMar>
+              <w:top w:w="92" w:type="dxa"/>
+              <w:bottom w:w="92" w:type="dxa"/>
+            </w:tcMar>
+          </w:tcPr>
+          <w:p>
+            <w:pPr>
+              <w:pStyle w:val="FirstParagraph"/>
+            </w:pPr>
+            <w:pPr>
+              <w:spacing w:before="0" w:after="0"/>
+              <w:textAlignment w:val="center"/>
+            </w:pPr>
+            <w:r>
+              <w:drawing>
+                <wp:inline>
+                  <wp:extent cx="152400" cy="152400"/>
+                  <wp:effectExtent b="0" l="0" r="0" t="0"/>
+                  <wp:docPr descr="" title="" id="150" name="Picture"/>
+                  <a:graphic>
+                    <a:graphicData uri="http://schemas.openxmlformats.org/drawingml/2006/picture">
+                      <pic:pic>
+                        <pic:nvPicPr>
+                          <pic:cNvPr descr="/Applications/Positron.app/Contents/Resources/app/quarto/share/formats/docx/note.png" id="151" name="Picture"/>
+                          <pic:cNvPicPr>
+                            <a:picLocks noChangeArrowheads="1" noChangeAspect="1"/>
+                          </pic:cNvPicPr>
+                        </pic:nvPicPr>
+                        <pic:blipFill>
+                          <a:blip r:embed="rId9"/>
+                          <a:stretch>
+                            <a:fillRect/>
+                          </a:stretch>
+                        </pic:blipFill>
+                        <pic:spPr bwMode="auto">
+                          <a:xfrm>
+                            <a:off x="0" y="0"/>
+                            <a:ext cx="152400" cy="152400"/>
+                          </a:xfrm>
+                          <a:prstGeom prst="rect">
+                            <a:avLst/>
+                          </a:prstGeom>
+                          <a:noFill/>
+                          <a:ln w="9525">
+                            <a:noFill/>
+                            <a:headEnd/>
+                            <a:tailEnd/>
+                          </a:ln>
+                        </pic:spPr>
+                      </pic:pic>
+                    </a:graphicData>
+                  </a:graphic>
+                </wp:inline>
+              </w:drawing>
+            </w:r>
+            <w:r>
+              <w:t xml:space="preserve"> </w:t>
+            </w:r>
+            <w:r>
+              <w:t xml:space="preserve"> </w:t>
+            </w:r>
+            <w:r>
+              <w:t xml:space="preserve">Note</w:t>
+            </w:r>
+          </w:p>
+        </w:tc>
+      </w:tr>
+      <w:tr>
+        <w:trPr>
+          <w:cantSplit/>
+        </w:trPr>
+        <w:tc>
+          <w:tcPr>
+            <w:tcMar>
+              <w:top w:w="108" w:type="dxa"/>
+              <w:bottom w:w="108" w:type="dxa"/>
+            </w:tcMar>
+          </w:tcPr>
+          <w:p>
+            <w:pPr>
+              <w:pStyle w:val="BodyText"/>
+            </w:pPr>
+            <w:pPr>
+              <w:spacing w:before="16"/>
+            </w:pPr>
+            <w:r>
+              <w:rPr>
+                <w:b/>
+                <w:bCs/>
+              </w:rPr>
+              <w:t xml:space="preserve">How to report this result</w:t>
+            </w:r>
+          </w:p>
+          <w:p>
+            <w:pPr>
+              <w:pStyle w:val="BodyText"/>
+            </w:pPr>
+            <w:pPr>
+              <w:spacing w:after="16"/>
+            </w:pPr>
+            <w:r>
+              <w:t xml:space="preserve">“Algal cover did not differ significantly among urchin density treatments (nested ANOVA,</w:t>
+            </w:r>
+            <w:r>
+              <w:t xml:space="preserve"> </w:t>
+            </w:r>
+            <w:r>
+              <w:rPr>
+                <w:b/>
+                <w:bCs/>
+              </w:rPr>
+              <w:t xml:space="preserve">F₃,₁₂ = 2.72, p = 0.091</w:t>
+            </w:r>
+            <w:r>
+              <w:t xml:space="preserve">), with patches treated as a random factor nested within treatment. Variation among patches within treatments was substantial, accounting for approximately</w:t>
+            </w:r>
+            <w:r>
+              <w:t xml:space="preserve"> </w:t>
+            </w:r>
+            <w:r>
+              <w:rPr>
+                <w:b/>
+                <w:bCs/>
+              </w:rPr>
+              <w:t xml:space="preserve">50% of the total variance</w:t>
+            </w:r>
+            <w:r>
+              <w:t xml:space="preserve"> </w:t>
+            </w:r>
+            <w:r>
+              <w:t xml:space="preserve">(σ²_patch = 294, σ²_within = 299; n = 4 patches per treatment, 5 quadrats per patch).”</w:t>
+            </w:r>
+          </w:p>
+          <w:p/>
+        </w:tc>
+      </w:tr>
+    </w:tbl>
+    <w:p>
+      <w:pPr>
+        <w:pStyle w:val="BodyText"/>
+      </w:pPr>
+      <w:r>
+        <w:rPr>
+          <w:b/>
+          <w:bCs/>
+        </w:rPr>
+        <w:t xml:space="preserve">The three things people get wrong:</w:t>
+      </w:r>
+    </w:p>
+    <w:p>
+      <w:pPr>
+        <w:pStyle w:val="Compact"/>
+        <w:numPr>
+          <w:ilvl w:val="0"/>
+          <w:numId w:val="1023"/>
+        </w:numPr>
+      </w:pPr>
+      <w:r>
+        <w:rPr>
+          <w:b/>
+          <w:bCs/>
+        </w:rPr>
+        <w:t xml:space="preserve">The degrees of freedom.</w:t>
+      </w:r>
+      <w:r>
+        <w:t xml:space="preserve"> </w:t>
+      </w:r>
+      <w:r>
+        <w:t xml:space="preserve">It is</w:t>
+      </w:r>
+      <w:r>
+        <w:t xml:space="preserve"> </w:t>
+      </w:r>
+      <w:r>
+        <w:rPr>
+          <w:b/>
+          <w:bCs/>
+        </w:rPr>
+        <w:t xml:space="preserve">F(3, 12)</w:t>
+      </w:r>
+      <w:r>
+        <w:t xml:space="preserve"> </w:t>
+      </w:r>
+      <w:r>
+        <w:t xml:space="preserve">— the denominator df comes from the</w:t>
+      </w:r>
+      <w:r>
+        <w:t xml:space="preserve"> </w:t>
+      </w:r>
+      <w:r>
+        <w:rPr>
+          <w:i/>
+          <w:iCs/>
+        </w:rPr>
+        <w:t xml:space="preserve">patch</w:t>
+      </w:r>
+      <w:r>
+        <w:t xml:space="preserve"> </w:t>
+      </w:r>
+      <w:r>
+        <w:t xml:space="preserve">stratum, not the 64 on the</w:t>
+      </w:r>
+      <w:r>
+        <w:t xml:space="preserve"> </w:t>
+      </w:r>
+      <w:r>
+        <w:t xml:space="preserve">“Within”</w:t>
+      </w:r>
+      <w:r>
+        <w:t xml:space="preserve"> </w:t>
+      </w:r>
+      <w:r>
+        <w:t xml:space="preserve">line. Reporting F(3, 64) is reporting the wrong test.</w:t>
+      </w:r>
+    </w:p>
+    <w:p>
+      <w:pPr>
+        <w:pStyle w:val="Compact"/>
+        <w:numPr>
+          <w:ilvl w:val="0"/>
+          <w:numId w:val="1023"/>
+        </w:numPr>
+      </w:pPr>
+      <w:r>
+        <w:rPr>
+          <w:b/>
+          <w:bCs/>
+        </w:rPr>
+        <w:t xml:space="preserve">Silence about the nesting.</w:t>
+      </w:r>
+      <w:r>
+        <w:t xml:space="preserve"> </w:t>
+      </w:r>
+      <w:r>
+        <w:t xml:space="preserve">Say the word</w:t>
+      </w:r>
+      <w:r>
+        <w:t xml:space="preserve"> </w:t>
+      </w:r>
+      <w:r>
+        <w:t xml:space="preserve">“nested”</w:t>
+      </w:r>
+      <w:r>
+        <w:t xml:space="preserve"> </w:t>
+      </w:r>
+      <w:r>
+        <w:t xml:space="preserve">and name the random factor. A reader cannot tell from</w:t>
+      </w:r>
+      <w:r>
+        <w:t xml:space="preserve"> </w:t>
+      </w:r>
+      <w:r>
+        <w:t xml:space="preserve">“F = 2.72”</w:t>
+      </w:r>
+      <w:r>
+        <w:t xml:space="preserve"> </w:t>
+      </w:r>
+      <w:r>
+        <w:t xml:space="preserve">alone whether you did this correctly.</w:t>
+      </w:r>
+    </w:p>
+    <w:p>
+      <w:pPr>
+        <w:pStyle w:val="Compact"/>
+        <w:numPr>
+          <w:ilvl w:val="0"/>
+          <w:numId w:val="1023"/>
+        </w:numPr>
+      </w:pPr>
+      <w:r>
+        <w:rPr>
+          <w:b/>
+          <w:bCs/>
+        </w:rPr>
+        <w:t xml:space="preserve">Throwing away the patch variance.</w:t>
+      </w:r>
+      <w:r>
+        <w:t xml:space="preserve"> </w:t>
+      </w:r>
+      <w:r>
+        <w:t xml:space="preserve">It is a result, not a nuisance — here it is half the story.</w:t>
+      </w:r>
+    </w:p>
+    <w:p>
+      <w:pPr>
+        <w:pStyle w:val="SourceCode"/>
+      </w:pPr>
+      <w:r>
+        <w:rPr>
+          <w:rStyle w:val="CommentTok"/>
+        </w:rPr>
+        <w:t xml:space="preserve"># Variance components, straight from</w:t>
+      </w:r>
+      <w:r>
+        <w:br/>
+      </w:r>
+      <w:r>
+        <w:rPr>
+          <w:rStyle w:val="CommentTok"/>
+        </w:rPr>
+        <w:t xml:space="preserve"># the two mean squares</w:t>
+      </w:r>
+      <w:r>
+        <w:br/>
+      </w:r>
+      <w:r>
+        <w:rPr>
+          <w:rStyle w:val="NormalTok"/>
+        </w:rPr>
+        <w:t xml:space="preserve">MS_patch  </w:t>
+      </w:r>
+      <w:r>
+        <w:rPr>
+          <w:rStyle w:val="OtherTok"/>
+        </w:rPr>
+        <w:t xml:space="preserve">&lt;-</w:t>
+      </w:r>
+      <w:r>
+        <w:rPr>
+          <w:rStyle w:val="NormalTok"/>
+        </w:rPr>
+        <w:t xml:space="preserve"> </w:t>
+      </w:r>
+      <w:r>
+        <w:rPr>
+          <w:rStyle w:val="FloatTok"/>
+        </w:rPr>
+        <w:t xml:space="preserve">1770.2</w:t>
+      </w:r>
+      <w:r>
+        <w:rPr>
+          <w:rStyle w:val="NormalTok"/>
+        </w:rPr>
+        <w:t xml:space="preserve">   </w:t>
+      </w:r>
+      <w:r>
+        <w:rPr>
+          <w:rStyle w:val="CommentTok"/>
+        </w:rPr>
+        <w:t xml:space="preserve"># Error: patch</w:t>
+      </w:r>
+      <w:r>
+        <w:br/>
+      </w:r>
+      <w:r>
+        <w:rPr>
+          <w:rStyle w:val="NormalTok"/>
+        </w:rPr>
+        <w:t xml:space="preserve">MS_within </w:t>
+      </w:r>
+      <w:r>
+        <w:rPr>
+          <w:rStyle w:val="OtherTok"/>
+        </w:rPr>
+        <w:t xml:space="preserve">&lt;-</w:t>
+      </w:r>
+      <w:r>
+        <w:rPr>
+          <w:rStyle w:val="NormalTok"/>
+        </w:rPr>
+        <w:t xml:space="preserve"> </w:t>
+      </w:r>
+      <w:r>
+        <w:rPr>
+          <w:rStyle w:val="FloatTok"/>
+        </w:rPr>
+        <w:t xml:space="preserve">298.6</w:t>
+      </w:r>
+      <w:r>
+        <w:rPr>
+          <w:rStyle w:val="NormalTok"/>
+        </w:rPr>
+        <w:t xml:space="preserve">    </w:t>
+      </w:r>
+      <w:r>
+        <w:rPr>
+          <w:rStyle w:val="CommentTok"/>
+        </w:rPr>
+        <w:t xml:space="preserve"># Error: Within</w:t>
+      </w:r>
+      <w:r>
+        <w:br/>
+      </w:r>
+      <w:r>
+        <w:rPr>
+          <w:rStyle w:val="NormalTok"/>
+        </w:rPr>
+        <w:t xml:space="preserve">n_quad    </w:t>
+      </w:r>
+      <w:r>
+        <w:rPr>
+          <w:rStyle w:val="OtherTok"/>
+        </w:rPr>
+        <w:t xml:space="preserve">&lt;-</w:t>
+      </w:r>
+      <w:r>
+        <w:rPr>
+          <w:rStyle w:val="NormalTok"/>
+        </w:rPr>
+        <w:t xml:space="preserve"> </w:t>
+      </w:r>
+      <w:r>
+        <w:rPr>
+          <w:rStyle w:val="DecValTok"/>
+        </w:rPr>
+        <w:t xml:space="preserve">5</w:t>
+      </w:r>
+      <w:r>
+        <w:rPr>
+          <w:rStyle w:val="NormalTok"/>
+        </w:rPr>
+        <w:t xml:space="preserve">        </w:t>
+      </w:r>
+      <w:r>
+        <w:rPr>
+          <w:rStyle w:val="CommentTok"/>
+        </w:rPr>
+        <w:t xml:space="preserve"># quadrats per patch</w:t>
+      </w:r>
+      <w:r>
+        <w:br/>
+      </w:r>
+      <w:r>
+        <w:br/>
+      </w:r>
+      <w:r>
+        <w:rPr>
+          <w:rStyle w:val="NormalTok"/>
+        </w:rPr>
+        <w:t xml:space="preserve">var_patch  </w:t>
+      </w:r>
+      <w:r>
+        <w:rPr>
+          <w:rStyle w:val="OtherTok"/>
+        </w:rPr>
+        <w:t xml:space="preserve">&lt;-</w:t>
+      </w:r>
+      <w:r>
+        <w:rPr>
+          <w:rStyle w:val="NormalTok"/>
+        </w:rPr>
+        <w:t xml:space="preserve"> (MS_patch </w:t>
+      </w:r>
+      <w:r>
+        <w:rPr>
+          <w:rStyle w:val="SpecialCharTok"/>
+        </w:rPr>
+        <w:t xml:space="preserve">-</w:t>
+      </w:r>
+      <w:r>
+        <w:rPr>
+          <w:rStyle w:val="NormalTok"/>
+        </w:rPr>
+        <w:t xml:space="preserve"> MS_within) </w:t>
+      </w:r>
+      <w:r>
+        <w:rPr>
+          <w:rStyle w:val="SpecialCharTok"/>
+        </w:rPr>
+        <w:t xml:space="preserve">/</w:t>
+      </w:r>
+      <w:r>
+        <w:rPr>
+          <w:rStyle w:val="NormalTok"/>
+        </w:rPr>
+        <w:t xml:space="preserve"> n_quad</w:t>
+      </w:r>
+      <w:r>
+        <w:br/>
+      </w:r>
+      <w:r>
+        <w:rPr>
+          <w:rStyle w:val="NormalTok"/>
+        </w:rPr>
+        <w:t xml:space="preserve">var_within </w:t>
+      </w:r>
+      <w:r>
+        <w:rPr>
+          <w:rStyle w:val="OtherTok"/>
+        </w:rPr>
+        <w:t xml:space="preserve">&lt;-</w:t>
+      </w:r>
+      <w:r>
+        <w:rPr>
+          <w:rStyle w:val="NormalTok"/>
+        </w:rPr>
+        <w:t xml:space="preserve"> MS_within</w:t>
+      </w:r>
+      <w:r>
+        <w:br/>
+      </w:r>
+      <w:r>
+        <w:br/>
+      </w:r>
+      <w:r>
+        <w:rPr>
           <w:rStyle w:val="FunctionTok"/>
         </w:rPr>
         <w:t xml:space="preserve">cat</w:t>
@@ -6479,18 +9278,273 @@
         <w:rPr>
           <w:rStyle w:val="StringTok"/>
         </w:rPr>
-        <w:t xml:space="preserve">"Correctly specified nested ANOVA:</w:t>
+        <w:t xml:space="preserve">"among patches:"</w:t>
+      </w:r>
+      <w:r>
+        <w:rPr>
+          <w:rStyle w:val="NormalTok"/>
+        </w:rPr>
+        <w:t xml:space="preserve">, </w:t>
+      </w:r>
+      <w:r>
+        <w:rPr>
+          <w:rStyle w:val="FunctionTok"/>
+        </w:rPr>
+        <w:t xml:space="preserve">round</w:t>
+      </w:r>
+      <w:r>
+        <w:rPr>
+          <w:rStyle w:val="NormalTok"/>
+        </w:rPr>
+        <w:t xml:space="preserve">(var_patch, </w:t>
+      </w:r>
+      <w:r>
+        <w:rPr>
+          <w:rStyle w:val="DecValTok"/>
+        </w:rPr>
+        <w:t xml:space="preserve">1</w:t>
+      </w:r>
+      <w:r>
+        <w:rPr>
+          <w:rStyle w:val="NormalTok"/>
+        </w:rPr>
+        <w:t xml:space="preserve">), </w:t>
+      </w:r>
+      <w:r>
+        <w:rPr>
+          <w:rStyle w:val="StringTok"/>
+        </w:rPr>
+        <w:t xml:space="preserve">"</w:t>
+      </w:r>
+      <w:r>
+        <w:br/>
+      </w:r>
+      <w:r>
+        <w:rPr>
+          <w:rStyle w:val="StringTok"/>
+        </w:rPr>
+        <w:t xml:space="preserve">"</w:t>
+      </w:r>
+      <w:r>
+        <w:rPr>
+          <w:rStyle w:val="NormalTok"/>
+        </w:rPr>
+        <w:t xml:space="preserve">)</w:t>
+      </w:r>
+      <w:r>
+        <w:br/>
+      </w:r>
+      <w:r>
+        <w:rPr>
+          <w:rStyle w:val="DocumentationTok"/>
+        </w:rPr>
+        <w:t xml:space="preserve">## among patches: 294.3</w:t>
+      </w:r>
+      <w:r>
+        <w:br/>
+      </w:r>
+      <w:r>
+        <w:rPr>
+          <w:rStyle w:val="FunctionTok"/>
+        </w:rPr>
+        <w:t xml:space="preserve">cat</w:t>
+      </w:r>
+      <w:r>
+        <w:rPr>
+          <w:rStyle w:val="NormalTok"/>
+        </w:rPr>
+        <w:t xml:space="preserve">(</w:t>
+      </w:r>
+      <w:r>
+        <w:rPr>
+          <w:rStyle w:val="StringTok"/>
+        </w:rPr>
+        <w:t xml:space="preserve">"within patch: "</w:t>
+      </w:r>
+      <w:r>
+        <w:rPr>
+          <w:rStyle w:val="NormalTok"/>
+        </w:rPr>
+        <w:t xml:space="preserve">, </w:t>
+      </w:r>
+      <w:r>
+        <w:rPr>
+          <w:rStyle w:val="FunctionTok"/>
+        </w:rPr>
+        <w:t xml:space="preserve">round</w:t>
+      </w:r>
+      <w:r>
+        <w:rPr>
+          <w:rStyle w:val="NormalTok"/>
+        </w:rPr>
+        <w:t xml:space="preserve">(var_within, </w:t>
+      </w:r>
+      <w:r>
+        <w:rPr>
+          <w:rStyle w:val="DecValTok"/>
+        </w:rPr>
+        <w:t xml:space="preserve">1</w:t>
+      </w:r>
+      <w:r>
+        <w:rPr>
+          <w:rStyle w:val="NormalTok"/>
+        </w:rPr>
+        <w:t xml:space="preserve">), </w:t>
+      </w:r>
+      <w:r>
+        <w:rPr>
+          <w:rStyle w:val="StringTok"/>
+        </w:rPr>
+        <w:t xml:space="preserve">"</w:t>
+      </w:r>
+      <w:r>
+        <w:br/>
+      </w:r>
+      <w:r>
+        <w:rPr>
+          <w:rStyle w:val="StringTok"/>
+        </w:rPr>
+        <w:t xml:space="preserve">"</w:t>
+      </w:r>
+      <w:r>
+        <w:rPr>
+          <w:rStyle w:val="NormalTok"/>
+        </w:rPr>
+        <w:t xml:space="preserve">)</w:t>
+      </w:r>
+      <w:r>
+        <w:br/>
+      </w:r>
+      <w:r>
+        <w:rPr>
+          <w:rStyle w:val="DocumentationTok"/>
+        </w:rPr>
+        <w:t xml:space="preserve">## within patch:  298.6</w:t>
+      </w:r>
+      <w:r>
+        <w:br/>
+      </w:r>
+      <w:r>
+        <w:rPr>
+          <w:rStyle w:val="FunctionTok"/>
+        </w:rPr>
+        <w:t xml:space="preserve">cat</w:t>
+      </w:r>
+      <w:r>
+        <w:rPr>
+          <w:rStyle w:val="NormalTok"/>
+        </w:rPr>
+        <w:t xml:space="preserve">(</w:t>
+      </w:r>
+      <w:r>
+        <w:rPr>
+          <w:rStyle w:val="StringTok"/>
+        </w:rPr>
+        <w:t xml:space="preserve">"% among patches:"</w:t>
+      </w:r>
+      <w:r>
+        <w:rPr>
+          <w:rStyle w:val="NormalTok"/>
+        </w:rPr>
+        <w:t xml:space="preserve">,</w:t>
+      </w:r>
+      <w:r>
+        <w:br/>
+      </w:r>
+      <w:r>
+        <w:rPr>
+          <w:rStyle w:val="NormalTok"/>
+        </w:rPr>
+        <w:t xml:space="preserve">    </w:t>
+      </w:r>
+      <w:r>
+        <w:rPr>
+          <w:rStyle w:val="FunctionTok"/>
+        </w:rPr>
+        <w:t xml:space="preserve">round</w:t>
+      </w:r>
+      <w:r>
+        <w:rPr>
+          <w:rStyle w:val="NormalTok"/>
+        </w:rPr>
+        <w:t xml:space="preserve">(</w:t>
+      </w:r>
+      <w:r>
+        <w:rPr>
+          <w:rStyle w:val="DecValTok"/>
+        </w:rPr>
+        <w:t xml:space="preserve">100</w:t>
+      </w:r>
+      <w:r>
+        <w:rPr>
+          <w:rStyle w:val="NormalTok"/>
+        </w:rPr>
+        <w:t xml:space="preserve"> </w:t>
       </w:r>
       <w:r>
         <w:rPr>
           <w:rStyle w:val="SpecialCharTok"/>
         </w:rPr>
-        <w:t xml:space="preserve">\n\n</w:t>
+        <w:t xml:space="preserve">*</w:t>
+      </w:r>
+      <w:r>
+        <w:rPr>
+          <w:rStyle w:val="NormalTok"/>
+        </w:rPr>
+        <w:t xml:space="preserve"> var_patch </w:t>
+      </w:r>
+      <w:r>
+        <w:rPr>
+          <w:rStyle w:val="SpecialCharTok"/>
+        </w:rPr>
+        <w:t xml:space="preserve">/</w:t>
+      </w:r>
+      <w:r>
+        <w:br/>
+      </w:r>
+      <w:r>
+        <w:rPr>
+          <w:rStyle w:val="NormalTok"/>
+        </w:rPr>
+        <w:t xml:space="preserve">          (var_patch </w:t>
+      </w:r>
+      <w:r>
+        <w:rPr>
+          <w:rStyle w:val="SpecialCharTok"/>
+        </w:rPr>
+        <w:t xml:space="preserve">+</w:t>
+      </w:r>
+      <w:r>
+        <w:rPr>
+          <w:rStyle w:val="NormalTok"/>
+        </w:rPr>
+        <w:t xml:space="preserve"> var_within), </w:t>
+      </w:r>
+      <w:r>
+        <w:rPr>
+          <w:rStyle w:val="DecValTok"/>
+        </w:rPr>
+        <w:t xml:space="preserve">1</w:t>
+      </w:r>
+      <w:r>
+        <w:rPr>
+          <w:rStyle w:val="NormalTok"/>
+        </w:rPr>
+        <w:t xml:space="preserve">), </w:t>
       </w:r>
       <w:r>
         <w:rPr>
           <w:rStyle w:val="StringTok"/>
         </w:rPr>
+        <w:t xml:space="preserve">"%</w:t>
+      </w:r>
+      <w:r>
+        <w:br/>
+      </w:r>
+      <w:r>
+        <w:rPr>
+          <w:rStyle w:val="StringTok"/>
+        </w:rPr>
         <w:t xml:space="preserve">"</w:t>
       </w:r>
       <w:r>
@@ -6506,124 +9560,1260 @@
         <w:rPr>
           <w:rStyle w:val="DocumentationTok"/>
         </w:rPr>
-        <w:t xml:space="preserve">## Correctly specified nested ANOVA:</w:t>
-      </w:r>
-      <w:r>
-        <w:br/>
-      </w:r>
-      <w:r>
-        <w:rPr>
-          <w:rStyle w:val="FunctionTok"/>
-        </w:rPr>
-        <w:t xml:space="preserve">summary</w:t>
-      </w:r>
-      <w:r>
-        <w:rPr>
-          <w:rStyle w:val="NormalTok"/>
-        </w:rPr>
-        <w:t xml:space="preserve">(u_nested_model)</w:t>
-      </w:r>
-      <w:r>
-        <w:br/>
-      </w:r>
-      <w:r>
-        <w:rPr>
-          <w:rStyle w:val="DocumentationTok"/>
-        </w:rPr>
-        <w:t xml:space="preserve">## </w:t>
-      </w:r>
-      <w:r>
-        <w:br/>
-      </w:r>
-      <w:r>
-        <w:rPr>
-          <w:rStyle w:val="DocumentationTok"/>
-        </w:rPr>
-        <w:t xml:space="preserve">## Error: treat:patch</w:t>
-      </w:r>
-      <w:r>
-        <w:br/>
-      </w:r>
-      <w:r>
-        <w:rPr>
-          <w:rStyle w:val="DocumentationTok"/>
-        </w:rPr>
-        <w:t xml:space="preserve">##           Df Sum Sq Mean Sq F value Pr(&gt;F)  </w:t>
-      </w:r>
-      <w:r>
-        <w:br/>
-      </w:r>
-      <w:r>
-        <w:rPr>
-          <w:rStyle w:val="DocumentationTok"/>
-        </w:rPr>
-        <w:t xml:space="preserve">## treat      3  14429    4810   2.717 0.0913 .</w:t>
-      </w:r>
-      <w:r>
-        <w:br/>
-      </w:r>
-      <w:r>
-        <w:rPr>
-          <w:rStyle w:val="DocumentationTok"/>
-        </w:rPr>
-        <w:t xml:space="preserve">## Residuals 12  21242    1770                 </w:t>
-      </w:r>
-      <w:r>
-        <w:br/>
-      </w:r>
-      <w:r>
-        <w:rPr>
-          <w:rStyle w:val="DocumentationTok"/>
-        </w:rPr>
-        <w:t xml:space="preserve">## ---</w:t>
-      </w:r>
-      <w:r>
-        <w:br/>
-      </w:r>
-      <w:r>
-        <w:rPr>
-          <w:rStyle w:val="DocumentationTok"/>
-        </w:rPr>
-        <w:t xml:space="preserve">## Signif. codes:  0 '***' 0.001 '**' 0.01 '*' 0.05 '.' 0.1 ' ' 1</w:t>
-      </w:r>
-      <w:r>
-        <w:br/>
-      </w:r>
-      <w:r>
-        <w:rPr>
-          <w:rStyle w:val="DocumentationTok"/>
-        </w:rPr>
-        <w:t xml:space="preserve">## </w:t>
-      </w:r>
-      <w:r>
-        <w:br/>
-      </w:r>
-      <w:r>
-        <w:rPr>
-          <w:rStyle w:val="DocumentationTok"/>
-        </w:rPr>
-        <w:t xml:space="preserve">## Error: Within</w:t>
-      </w:r>
-      <w:r>
-        <w:br/>
-      </w:r>
-      <w:r>
-        <w:rPr>
-          <w:rStyle w:val="DocumentationTok"/>
-        </w:rPr>
-        <w:t xml:space="preserve">##           Df Sum Sq Mean Sq F value Pr(&gt;F)</w:t>
-      </w:r>
-      <w:r>
-        <w:br/>
-      </w:r>
-      <w:r>
-        <w:rPr>
-          <w:rStyle w:val="DocumentationTok"/>
-        </w:rPr>
-        <w:t xml:space="preserve">## Residuals 64  19110   298.6</w:t>
-      </w:r>
-    </w:p>
-    <w:bookmarkEnd w:id="129"/>
+        <w:t xml:space="preserve">## % among patches: 49.6 %</w:t>
+      </w:r>
+    </w:p>
+    <w:tbl>
+      <w:tblPr>
+        <w:tblStyle w:val="Table"/>
+        <w:tblLook w:firstRow="0" w:lastRow="0" w:firstColumn="0" w:lastColumn="0" w:noHBand="0" w:noVBand="0" w:val="0000"/>
+        <w:tblBorders>
+          <w:top w:val="single" w:sz="4" w:space="0" w:color="00A047"/>
+          <w:left w:val="single" w:sz="24" w:space="0" w:color="00A047"/>
+          <w:bottom w:val="single" w:sz="4" w:space="0" w:color="00A047"/>
+          <w:right w:val="single" w:sz="4" w:space="0" w:color="00A047"/>
+        </w:tblBorders>
+        <w:tblCellMar>
+          <w:left w:w="144" w:type="dxa"/>
+          <w:right w:w="144" w:type="dxa"/>
+        </w:tblCellMar>
+        <w:tblLook w:firstRow="0" w:lastRow="0" w:firstColumn="0" w:lastColumn="0" w:noHBand="0" w:noVBand="0" w:val="0000"/>
+      </w:tblPr>
+      <w:tr>
+        <w:trPr>
+          <w:cantSplit/>
+        </w:trPr>
+        <w:tc>
+          <w:tcPr>
+            <w:shd w:color="auto" w:fill="ccf1e3" w:val="clear"/>
+            <w:tcMar>
+              <w:top w:w="92" w:type="dxa"/>
+              <w:bottom w:w="92" w:type="dxa"/>
+            </w:tcMar>
+          </w:tcPr>
+          <w:p>
+            <w:pPr>
+              <w:pStyle w:val="FirstParagraph"/>
+            </w:pPr>
+            <w:pPr>
+              <w:spacing w:before="0" w:after="0"/>
+              <w:textAlignment w:val="center"/>
+            </w:pPr>
+            <w:r>
+              <w:drawing>
+                <wp:inline>
+                  <wp:extent cx="152400" cy="152400"/>
+                  <wp:effectExtent b="0" l="0" r="0" t="0"/>
+                  <wp:docPr descr="" title="" id="152" name="Picture"/>
+                  <a:graphic>
+                    <a:graphicData uri="http://schemas.openxmlformats.org/drawingml/2006/picture">
+                      <pic:pic>
+                        <pic:nvPicPr>
+                          <pic:cNvPr descr="/Applications/Positron.app/Contents/Resources/app/quarto/share/formats/docx/tip.png" id="153" name="Picture"/>
+                          <pic:cNvPicPr>
+                            <a:picLocks noChangeArrowheads="1" noChangeAspect="1"/>
+                          </pic:cNvPicPr>
+                        </pic:nvPicPr>
+                        <pic:blipFill>
+                          <a:blip r:embed="rId72"/>
+                          <a:stretch>
+                            <a:fillRect/>
+                          </a:stretch>
+                        </pic:blipFill>
+                        <pic:spPr bwMode="auto">
+                          <a:xfrm>
+                            <a:off x="0" y="0"/>
+                            <a:ext cx="152400" cy="152400"/>
+                          </a:xfrm>
+                          <a:prstGeom prst="rect">
+                            <a:avLst/>
+                          </a:prstGeom>
+                          <a:noFill/>
+                          <a:ln w="9525">
+                            <a:noFill/>
+                            <a:headEnd/>
+                            <a:tailEnd/>
+                          </a:ln>
+                        </pic:spPr>
+                      </pic:pic>
+                    </a:graphicData>
+                  </a:graphic>
+                </wp:inline>
+              </w:drawing>
+            </w:r>
+            <w:r>
+              <w:t xml:space="preserve"> </w:t>
+            </w:r>
+            <w:r>
+              <w:t xml:space="preserve"> </w:t>
+            </w:r>
+            <w:r>
+              <w:t xml:space="preserve">Tip</w:t>
+            </w:r>
+          </w:p>
+        </w:tc>
+      </w:tr>
+      <w:tr>
+        <w:trPr>
+          <w:cantSplit/>
+        </w:trPr>
+        <w:tc>
+          <w:tcPr>
+            <w:tcMar>
+              <w:top w:w="108" w:type="dxa"/>
+              <w:bottom w:w="108" w:type="dxa"/>
+            </w:tcMar>
+          </w:tcPr>
+          <w:p>
+            <w:pPr>
+              <w:pStyle w:val="BodyText"/>
+            </w:pPr>
+            <w:pPr>
+              <w:spacing w:before="16"/>
+            </w:pPr>
+            <w:r>
+              <w:rPr>
+                <w:b/>
+                <w:bCs/>
+              </w:rPr>
+              <w:t xml:space="preserve">🖐 Half the variance is</w:t>
+            </w:r>
+            <w:r>
+              <w:rPr>
+                <w:b/>
+                <w:bCs/>
+              </w:rPr>
+              <w:t xml:space="preserve"> </w:t>
+            </w:r>
+            <w:r>
+              <w:rPr>
+                <w:b/>
+                <w:bCs/>
+                <w:i/>
+                <w:iCs/>
+              </w:rPr>
+              <w:t xml:space="preserve">between patches</w:t>
+            </w:r>
+          </w:p>
+          <w:p>
+            <w:pPr>
+              <w:pStyle w:val="BodyText"/>
+            </w:pPr>
+            <w:pPr>
+              <w:spacing w:after="16"/>
+            </w:pPr>
+            <w:r>
+              <w:t xml:space="preserve">Ignore that and you are pretending 80 quadrats are 80 independent observations. They are closer to 16.</w:t>
+            </w:r>
+          </w:p>
+          <w:p/>
+        </w:tc>
+      </w:tr>
+    </w:tbl>
+    <w:bookmarkEnd w:id="154"/>
+    <w:bookmarkStart w:id="161" w:name="wrap-up"/>
+    <w:p>
+      <w:pPr>
+        <w:pStyle w:val="Heading2"/>
+      </w:pPr>
+      <w:r>
+        <w:t xml:space="preserve">Wrap-up</w:t>
+      </w:r>
+    </w:p>
+    <w:p>
+      <w:pPr>
+        <w:pStyle w:val="FirstParagraph"/>
+      </w:pPr>
+      <w:r>
+        <w:t xml:space="preserve">Today you:</w:t>
+      </w:r>
+    </w:p>
+    <w:p>
+      <w:pPr>
+        <w:pStyle w:val="Compact"/>
+        <w:numPr>
+          <w:ilvl w:val="0"/>
+          <w:numId w:val="1024"/>
+        </w:numPr>
+      </w:pPr>
+      <w:r>
+        <w:t xml:space="preserve">Told a</w:t>
+      </w:r>
+      <w:r>
+        <w:t xml:space="preserve"> </w:t>
+      </w:r>
+      <w:r>
+        <w:rPr>
+          <w:b/>
+          <w:bCs/>
+        </w:rPr>
+        <w:t xml:space="preserve">nested</w:t>
+      </w:r>
+      <w:r>
+        <w:t xml:space="preserve"> </w:t>
+      </w:r>
+      <w:r>
+        <w:t xml:space="preserve">design from a</w:t>
+      </w:r>
+      <w:r>
+        <w:t xml:space="preserve"> </w:t>
+      </w:r>
+      <w:r>
+        <w:rPr>
+          <w:b/>
+          <w:bCs/>
+        </w:rPr>
+        <w:t xml:space="preserve">crossed</w:t>
+      </w:r>
+      <w:r>
+        <w:t xml:space="preserve"> </w:t>
+      </w:r>
+      <w:r>
+        <w:t xml:space="preserve">one, and learned the three questions that decide it</w:t>
+      </w:r>
+    </w:p>
+    <w:p>
+      <w:pPr>
+        <w:pStyle w:val="Compact"/>
+        <w:numPr>
+          <w:ilvl w:val="0"/>
+          <w:numId w:val="1024"/>
+        </w:numPr>
+      </w:pPr>
+      <w:r>
+        <w:t xml:space="preserve">Found the right</w:t>
+      </w:r>
+      <w:r>
+        <w:t xml:space="preserve"> </w:t>
+      </w:r>
+      <w:r>
+        <w:rPr>
+          <w:b/>
+          <w:bCs/>
+        </w:rPr>
+        <w:t xml:space="preserve">error term</w:t>
+      </w:r>
+      <w:r>
+        <w:t xml:space="preserve"> </w:t>
+      </w:r>
+      <w:r>
+        <w:t xml:space="preserve">by asking what the treatment was applied to</w:t>
+      </w:r>
+    </w:p>
+    <w:p>
+      <w:pPr>
+        <w:pStyle w:val="Compact"/>
+        <w:numPr>
+          <w:ilvl w:val="0"/>
+          <w:numId w:val="1024"/>
+        </w:numPr>
+      </w:pPr>
+      <w:r>
+        <w:t xml:space="preserve">Watched the same data give</w:t>
+      </w:r>
+      <w:r>
+        <w:t xml:space="preserve"> </w:t>
+      </w:r>
+      <w:r>
+        <w:rPr>
+          <w:b/>
+          <w:bCs/>
+        </w:rPr>
+        <w:t xml:space="preserve">F = 16.11 (p &lt; 0.0000001)</w:t>
+      </w:r>
+      <w:r>
+        <w:t xml:space="preserve"> </w:t>
+      </w:r>
+      <w:r>
+        <w:t xml:space="preserve">the wrong way and</w:t>
+      </w:r>
+      <w:r>
+        <w:t xml:space="preserve"> </w:t>
+      </w:r>
+      <w:r>
+        <w:rPr>
+          <w:b/>
+          <w:bCs/>
+        </w:rPr>
+        <w:t xml:space="preserve">F = 2.72 (p = 0.091)</w:t>
+      </w:r>
+      <w:r>
+        <w:t xml:space="preserve"> </w:t>
+      </w:r>
+      <w:r>
+        <w:t xml:space="preserve">the right way</w:t>
+      </w:r>
+    </w:p>
+    <w:p>
+      <w:pPr>
+        <w:pStyle w:val="Compact"/>
+        <w:numPr>
+          <w:ilvl w:val="0"/>
+          <w:numId w:val="1024"/>
+        </w:numPr>
+      </w:pPr>
+      <w:r>
+        <w:t xml:space="preserve">Estimated</w:t>
+      </w:r>
+      <w:r>
+        <w:t xml:space="preserve"> </w:t>
+      </w:r>
+      <w:r>
+        <w:rPr>
+          <w:b/>
+          <w:bCs/>
+        </w:rPr>
+        <w:t xml:space="preserve">variance components</w:t>
+      </w:r>
+      <w:r>
+        <w:t xml:space="preserve">, and found that half the variation lives between patches</w:t>
+      </w:r>
+    </w:p>
+    <w:p>
+      <w:pPr>
+        <w:pStyle w:val="Compact"/>
+        <w:numPr>
+          <w:ilvl w:val="0"/>
+          <w:numId w:val="1024"/>
+        </w:numPr>
+      </w:pPr>
+      <w:r>
+        <w:t xml:space="preserve">Wrote it up with the correct degrees of freedom</w:t>
+      </w:r>
+    </w:p>
+    <w:tbl>
+      <w:tblPr>
+        <w:tblStyle w:val="Table"/>
+        <w:tblLook w:firstRow="0" w:lastRow="0" w:firstColumn="0" w:lastColumn="0" w:noHBand="0" w:noVBand="0" w:val="0000"/>
+        <w:tblBorders>
+          <w:top w:val="single" w:sz="4" w:space="0" w:color="CC1914"/>
+          <w:left w:val="single" w:sz="24" w:space="0" w:color="CC1914"/>
+          <w:bottom w:val="single" w:sz="4" w:space="0" w:color="CC1914"/>
+          <w:right w:val="single" w:sz="4" w:space="0" w:color="CC1914"/>
+        </w:tblBorders>
+        <w:tblCellMar>
+          <w:left w:w="144" w:type="dxa"/>
+          <w:right w:w="144" w:type="dxa"/>
+        </w:tblCellMar>
+        <w:tblLook w:firstRow="0" w:lastRow="0" w:firstColumn="0" w:lastColumn="0" w:noHBand="0" w:noVBand="0" w:val="0000"/>
+      </w:tblPr>
+      <w:tr>
+        <w:trPr>
+          <w:cantSplit/>
+        </w:trPr>
+        <w:tc>
+          <w:tcPr>
+            <w:shd w:color="auto" w:fill="f7dddc" w:val="clear"/>
+            <w:tcMar>
+              <w:top w:w="92" w:type="dxa"/>
+              <w:bottom w:w="92" w:type="dxa"/>
+            </w:tcMar>
+          </w:tcPr>
+          <w:p>
+            <w:pPr>
+              <w:pStyle w:val="FirstParagraph"/>
+            </w:pPr>
+            <w:pPr>
+              <w:spacing w:before="0" w:after="0"/>
+              <w:textAlignment w:val="center"/>
+            </w:pPr>
+            <w:r>
+              <w:drawing>
+                <wp:inline>
+                  <wp:extent cx="152400" cy="152400"/>
+                  <wp:effectExtent b="0" l="0" r="0" t="0"/>
+                  <wp:docPr descr="" title="" id="155" name="Picture"/>
+                  <a:graphic>
+                    <a:graphicData uri="http://schemas.openxmlformats.org/drawingml/2006/picture">
+                      <pic:pic>
+                        <pic:nvPicPr>
+                          <pic:cNvPr descr="/Applications/Positron.app/Contents/Resources/app/quarto/share/formats/docx/important.png" id="156" name="Picture"/>
+                          <pic:cNvPicPr>
+                            <a:picLocks noChangeArrowheads="1" noChangeAspect="1"/>
+                          </pic:cNvPicPr>
+                        </pic:nvPicPr>
+                        <pic:blipFill>
+                          <a:blip r:embed="rId130"/>
+                          <a:stretch>
+                            <a:fillRect/>
+                          </a:stretch>
+                        </pic:blipFill>
+                        <pic:spPr bwMode="auto">
+                          <a:xfrm>
+                            <a:off x="0" y="0"/>
+                            <a:ext cx="152400" cy="152400"/>
+                          </a:xfrm>
+                          <a:prstGeom prst="rect">
+                            <a:avLst/>
+                          </a:prstGeom>
+                          <a:noFill/>
+                          <a:ln w="9525">
+                            <a:noFill/>
+                            <a:headEnd/>
+                            <a:tailEnd/>
+                          </a:ln>
+                        </pic:spPr>
+                      </pic:pic>
+                    </a:graphicData>
+                  </a:graphic>
+                </wp:inline>
+              </w:drawing>
+            </w:r>
+            <w:r>
+              <w:t xml:space="preserve"> </w:t>
+            </w:r>
+            <w:r>
+              <w:t xml:space="preserve"> </w:t>
+            </w:r>
+            <w:r>
+              <w:t xml:space="preserve">Important</w:t>
+            </w:r>
+          </w:p>
+        </w:tc>
+      </w:tr>
+      <w:tr>
+        <w:trPr>
+          <w:cantSplit/>
+        </w:trPr>
+        <w:tc>
+          <w:tcPr>
+            <w:tcMar>
+              <w:top w:w="108" w:type="dxa"/>
+              <w:bottom w:w="108" w:type="dxa"/>
+            </w:tcMar>
+          </w:tcPr>
+          <w:p>
+            <w:pPr>
+              <w:pStyle w:val="BodyText"/>
+            </w:pPr>
+            <w:pPr>
+              <w:spacing w:before="16"/>
+            </w:pPr>
+            <w:r>
+              <w:rPr>
+                <w:b/>
+                <w:bCs/>
+              </w:rPr>
+              <w:t xml:space="preserve">⚠️ The mistake this lecture exists to prevent</w:t>
+            </w:r>
+          </w:p>
+          <w:p>
+            <w:pPr>
+              <w:pStyle w:val="BodyText"/>
+            </w:pPr>
+            <w:pPr>
+              <w:spacing w:after="16"/>
+            </w:pPr>
+            <w:r>
+              <w:t xml:space="preserve">Using the residual mean square as your denominator when the treatment was applied to something coarser than a single measurement. It inflates F, shrinks p, and it is the most common error in ecological field experiments (Hurlbert 1984).</w:t>
+            </w:r>
+          </w:p>
+          <w:p/>
+        </w:tc>
+      </w:tr>
+    </w:tbl>
+    <w:tbl>
+      <w:tblPr>
+        <w:tblStyle w:val="Table"/>
+        <w:tblLook w:firstRow="0" w:lastRow="0" w:firstColumn="0" w:lastColumn="0" w:noHBand="0" w:noVBand="0" w:val="0000"/>
+        <w:tblBorders>
+          <w:top w:val="single" w:sz="4" w:space="0" w:color="0758E5"/>
+          <w:left w:val="single" w:sz="24" w:space="0" w:color="0758E5"/>
+          <w:bottom w:val="single" w:sz="4" w:space="0" w:color="0758E5"/>
+          <w:right w:val="single" w:sz="4" w:space="0" w:color="0758E5"/>
+        </w:tblBorders>
+        <w:tblCellMar>
+          <w:left w:w="144" w:type="dxa"/>
+          <w:right w:w="144" w:type="dxa"/>
+        </w:tblCellMar>
+        <w:tblLook w:firstRow="0" w:lastRow="0" w:firstColumn="0" w:lastColumn="0" w:noHBand="0" w:noVBand="0" w:val="0000"/>
+      </w:tblPr>
+      <w:tr>
+        <w:trPr>
+          <w:cantSplit/>
+        </w:trPr>
+        <w:tc>
+          <w:tcPr>
+            <w:shd w:color="auto" w:fill="dae6fb" w:val="clear"/>
+            <w:tcMar>
+              <w:top w:w="92" w:type="dxa"/>
+              <w:bottom w:w="92" w:type="dxa"/>
+            </w:tcMar>
+          </w:tcPr>
+          <w:p>
+            <w:pPr>
+              <w:pStyle w:val="BodyText"/>
+            </w:pPr>
+            <w:pPr>
+              <w:spacing w:before="0" w:after="0"/>
+              <w:textAlignment w:val="center"/>
+            </w:pPr>
+            <w:r>
+              <w:drawing>
+                <wp:inline>
+                  <wp:extent cx="152400" cy="152400"/>
+                  <wp:effectExtent b="0" l="0" r="0" t="0"/>
+                  <wp:docPr descr="" title="" id="157" name="Picture"/>
+                  <a:graphic>
+                    <a:graphicData uri="http://schemas.openxmlformats.org/drawingml/2006/picture">
+                      <pic:pic>
+                        <pic:nvPicPr>
+                          <pic:cNvPr descr="/Applications/Positron.app/Contents/Resources/app/quarto/share/formats/docx/note.png" id="158" name="Picture"/>
+                          <pic:cNvPicPr>
+                            <a:picLocks noChangeArrowheads="1" noChangeAspect="1"/>
+                          </pic:cNvPicPr>
+                        </pic:nvPicPr>
+                        <pic:blipFill>
+                          <a:blip r:embed="rId9"/>
+                          <a:stretch>
+                            <a:fillRect/>
+                          </a:stretch>
+                        </pic:blipFill>
+                        <pic:spPr bwMode="auto">
+                          <a:xfrm>
+                            <a:off x="0" y="0"/>
+                            <a:ext cx="152400" cy="152400"/>
+                          </a:xfrm>
+                          <a:prstGeom prst="rect">
+                            <a:avLst/>
+                          </a:prstGeom>
+                          <a:noFill/>
+                          <a:ln w="9525">
+                            <a:noFill/>
+                            <a:headEnd/>
+                            <a:tailEnd/>
+                          </a:ln>
+                        </pic:spPr>
+                      </pic:pic>
+                    </a:graphicData>
+                  </a:graphic>
+                </wp:inline>
+              </w:drawing>
+            </w:r>
+            <w:r>
+              <w:t xml:space="preserve"> </w:t>
+            </w:r>
+            <w:r>
+              <w:t xml:space="preserve"> </w:t>
+            </w:r>
+            <w:r>
+              <w:t xml:space="preserve">Note</w:t>
+            </w:r>
+          </w:p>
+        </w:tc>
+      </w:tr>
+      <w:tr>
+        <w:trPr>
+          <w:cantSplit/>
+        </w:trPr>
+        <w:tc>
+          <w:tcPr>
+            <w:tcMar>
+              <w:top w:w="108" w:type="dxa"/>
+              <w:bottom w:w="108" w:type="dxa"/>
+            </w:tcMar>
+          </w:tcPr>
+          <w:p>
+            <w:pPr>
+              <w:pStyle w:val="BodyText"/>
+            </w:pPr>
+            <w:pPr>
+              <w:spacing w:before="16"/>
+            </w:pPr>
+            <w:r>
+              <w:rPr>
+                <w:b/>
+                <w:bCs/>
+              </w:rPr>
+              <w:t xml:space="preserve">✅ This has been the plan all along</w:t>
+            </w:r>
+          </w:p>
+          <w:tbl>
+            <w:tblPr>
+              <w:tblStyle w:val="Table"/>
+              <w:tblW w:type="auto" w:w="0"/>
+              <w:tblLook w:firstRow="1" w:lastRow="0" w:firstColumn="0" w:lastColumn="0" w:noHBand="0" w:noVBand="0" w:val="0020"/>
+            </w:tblPr>
+            <w:tblGrid>
+              <w:gridCol w:w="3960"/>
+              <w:gridCol w:w="3960"/>
+            </w:tblGrid>
+            <w:tr>
+              <w:trPr>
+                <w:tblHeader w:val="on"/>
+              </w:trPr>
+              <w:tc>
+                <w:tcPr/>
+                <w:p>
+                  <w:pPr>
+                    <w:pStyle w:val="Compact"/>
+                  </w:pPr>
+                  <w:r>
+                    <w:t xml:space="preserve">Week</w:t>
+                  </w:r>
+                </w:p>
+              </w:tc>
+              <w:tc>
+                <w:tcPr/>
+                <w:p>
+                  <w:pPr>
+                    <w:pStyle w:val="Compact"/>
+                  </w:pPr>
+                  <w:r>
+                    <w:t xml:space="preserve">Same idea, new tool</w:t>
+                  </w:r>
+                </w:p>
+              </w:tc>
+            </w:tr>
+            <w:tr>
+              <w:tc>
+                <w:tcPr/>
+                <w:p>
+                  <w:pPr>
+                    <w:pStyle w:val="Compact"/>
+                  </w:pPr>
+                  <w:r>
+                    <w:t xml:space="preserve">1</w:t>
+                  </w:r>
+                </w:p>
+              </w:tc>
+              <w:tc>
+                <w:tcPr/>
+                <w:p>
+                  <w:pPr>
+                    <w:pStyle w:val="Compact"/>
+                  </w:pPr>
+                  <w:r>
+                    <w:t xml:space="preserve">64 needles, but 4 trees</w:t>
+                  </w:r>
+                </w:p>
+              </w:tc>
+            </w:tr>
+            <w:tr>
+              <w:tc>
+                <w:tcPr/>
+                <w:p>
+                  <w:pPr>
+                    <w:pStyle w:val="Compact"/>
+                  </w:pPr>
+                  <w:r>
+                    <w:t xml:space="preserve">3</w:t>
+                  </w:r>
+                </w:p>
+              </w:tc>
+              <w:tc>
+                <w:tcPr/>
+                <w:p>
+                  <w:pPr>
+                    <w:pStyle w:val="Compact"/>
+                  </w:pPr>
+                  <w:r>
+                    <w:t xml:space="preserve">two-stage</w:t>
+                  </w:r>
+                  <w:r>
+                    <w:t xml:space="preserve"> </w:t>
+                  </w:r>
+                  <w:r>
+                    <w:rPr>
+                      <w:rStyle w:val="VerbatimChar"/>
+                    </w:rPr>
+                    <w:t xml:space="preserve">summarise()</w:t>
+                  </w:r>
+                </w:p>
+              </w:tc>
+            </w:tr>
+            <w:tr>
+              <w:tc>
+                <w:tcPr/>
+                <w:p>
+                  <w:pPr>
+                    <w:pStyle w:val="Compact"/>
+                  </w:pPr>
+                  <w:r>
+                    <w:t xml:space="preserve">4</w:t>
+                  </w:r>
+                </w:p>
+              </w:tc>
+              <w:tc>
+                <w:tcPr/>
+                <w:p>
+                  <w:pPr>
+                    <w:pStyle w:val="Compact"/>
+                  </w:pPr>
+                  <w:r>
+                    <w:t xml:space="preserve">the paired t-test</w:t>
+                  </w:r>
+                </w:p>
+              </w:tc>
+            </w:tr>
+            <w:tr>
+              <w:tc>
+                <w:tcPr/>
+                <w:p>
+                  <w:pPr>
+                    <w:pStyle w:val="Compact"/>
+                  </w:pPr>
+                  <w:r>
+                    <w:t xml:space="preserve">5</w:t>
+                  </w:r>
+                </w:p>
+              </w:tc>
+              <w:tc>
+                <w:tcPr/>
+                <w:p>
+                  <w:pPr>
+                    <w:pStyle w:val="Compact"/>
+                  </w:pPr>
+                  <w:r>
+                    <w:t xml:space="preserve">power: 44 trees vs 7</w:t>
+                  </w:r>
+                </w:p>
+              </w:tc>
+            </w:tr>
+            <w:tr>
+              <w:tc>
+                <w:tcPr/>
+                <w:p>
+                  <w:pPr>
+                    <w:pStyle w:val="Compact"/>
+                  </w:pPr>
+                  <w:r>
+                    <w:t xml:space="preserve">9</w:t>
+                  </w:r>
+                </w:p>
+              </w:tc>
+              <w:tc>
+                <w:tcPr/>
+                <w:p>
+                  <w:pPr>
+                    <w:pStyle w:val="Compact"/>
+                  </w:pPr>
+                  <w:r>
+                    <w:rPr>
+                      <w:b/>
+                      <w:bCs/>
+                    </w:rPr>
+                    <w:t xml:space="preserve">nested ANOVA</w:t>
+                  </w:r>
+                </w:p>
+              </w:tc>
+            </w:tr>
+          </w:tbl>
+          <w:p>
+            <w:pPr>
+              <w:pStyle w:val="BodyText"/>
+            </w:pPr>
+            <w:pPr>
+              <w:spacing w:after="16"/>
+            </w:pPr>
+            <w:r>
+              <w:t xml:space="preserve">Today it finally got its own name and its own model.</w:t>
+            </w:r>
+            <w:r>
+              <w:t xml:space="preserve"> </w:t>
+            </w:r>
+            <w:r>
+              <w:rPr>
+                <w:b/>
+                <w:bCs/>
+              </w:rPr>
+              <w:t xml:space="preserve">Sums of squares were never the problem — the denominator was.</w:t>
+            </w:r>
+          </w:p>
+          <w:p/>
+        </w:tc>
+      </w:tr>
+    </w:tbl>
+    <w:p>
+      <w:pPr>
+        <w:pStyle w:val="BodyText"/>
+      </w:pPr>
+      <w:r>
+        <w:t xml:space="preserve"> </w:t>
+      </w:r>
+    </w:p>
+    <w:tbl>
+      <w:tblPr>
+        <w:tblStyle w:val="Table"/>
+        <w:tblLook w:firstRow="0" w:lastRow="0" w:firstColumn="0" w:lastColumn="0" w:noHBand="0" w:noVBand="0" w:val="0000"/>
+        <w:tblBorders>
+          <w:top w:val="single" w:sz="4" w:space="0" w:color="00A047"/>
+          <w:left w:val="single" w:sz="24" w:space="0" w:color="00A047"/>
+          <w:bottom w:val="single" w:sz="4" w:space="0" w:color="00A047"/>
+          <w:right w:val="single" w:sz="4" w:space="0" w:color="00A047"/>
+        </w:tblBorders>
+        <w:tblCellMar>
+          <w:left w:w="144" w:type="dxa"/>
+          <w:right w:w="144" w:type="dxa"/>
+        </w:tblCellMar>
+        <w:tblLook w:firstRow="0" w:lastRow="0" w:firstColumn="0" w:lastColumn="0" w:noHBand="0" w:noVBand="0" w:val="0000"/>
+      </w:tblPr>
+      <w:tr>
+        <w:trPr>
+          <w:cantSplit/>
+        </w:trPr>
+        <w:tc>
+          <w:tcPr>
+            <w:shd w:color="auto" w:fill="ccf1e3" w:val="clear"/>
+            <w:tcMar>
+              <w:top w:w="92" w:type="dxa"/>
+              <w:bottom w:w="92" w:type="dxa"/>
+            </w:tcMar>
+          </w:tcPr>
+          <w:p>
+            <w:pPr>
+              <w:pStyle w:val="BodyText"/>
+            </w:pPr>
+            <w:pPr>
+              <w:spacing w:before="0" w:after="0"/>
+              <w:textAlignment w:val="center"/>
+            </w:pPr>
+            <w:r>
+              <w:drawing>
+                <wp:inline>
+                  <wp:extent cx="152400" cy="152400"/>
+                  <wp:effectExtent b="0" l="0" r="0" t="0"/>
+                  <wp:docPr descr="" title="" id="159" name="Picture"/>
+                  <a:graphic>
+                    <a:graphicData uri="http://schemas.openxmlformats.org/drawingml/2006/picture">
+                      <pic:pic>
+                        <pic:nvPicPr>
+                          <pic:cNvPr descr="/Applications/Positron.app/Contents/Resources/app/quarto/share/formats/docx/tip.png" id="160" name="Picture"/>
+                          <pic:cNvPicPr>
+                            <a:picLocks noChangeArrowheads="1" noChangeAspect="1"/>
+                          </pic:cNvPicPr>
+                        </pic:nvPicPr>
+                        <pic:blipFill>
+                          <a:blip r:embed="rId72"/>
+                          <a:stretch>
+                            <a:fillRect/>
+                          </a:stretch>
+                        </pic:blipFill>
+                        <pic:spPr bwMode="auto">
+                          <a:xfrm>
+                            <a:off x="0" y="0"/>
+                            <a:ext cx="152400" cy="152400"/>
+                          </a:xfrm>
+                          <a:prstGeom prst="rect">
+                            <a:avLst/>
+                          </a:prstGeom>
+                          <a:noFill/>
+                          <a:ln w="9525">
+                            <a:noFill/>
+                            <a:headEnd/>
+                            <a:tailEnd/>
+                          </a:ln>
+                        </pic:spPr>
+                      </pic:pic>
+                    </a:graphicData>
+                  </a:graphic>
+                </wp:inline>
+              </w:drawing>
+            </w:r>
+            <w:r>
+              <w:t xml:space="preserve"> </w:t>
+            </w:r>
+            <w:r>
+              <w:t xml:space="preserve"> </w:t>
+            </w:r>
+            <w:r>
+              <w:t xml:space="preserve">Tip</w:t>
+            </w:r>
+          </w:p>
+        </w:tc>
+      </w:tr>
+      <w:tr>
+        <w:trPr>
+          <w:cantSplit/>
+        </w:trPr>
+        <w:tc>
+          <w:tcPr>
+            <w:tcMar>
+              <w:top w:w="108" w:type="dxa"/>
+              <w:bottom w:w="108" w:type="dxa"/>
+            </w:tcMar>
+          </w:tcPr>
+          <w:p>
+            <w:pPr>
+              <w:pStyle w:val="BodyText"/>
+            </w:pPr>
+            <w:pPr>
+              <w:spacing w:before="16"/>
+            </w:pPr>
+            <w:r>
+              <w:rPr>
+                <w:b/>
+                <w:bCs/>
+              </w:rPr>
+              <w:t xml:space="preserve">🖐 Before next class</w:t>
+            </w:r>
+          </w:p>
+          <w:p>
+            <w:pPr>
+              <w:pStyle w:val="BodyText"/>
+            </w:pPr>
+            <w:pPr>
+              <w:spacing w:after="16"/>
+            </w:pPr>
+            <w:r>
+              <w:t xml:space="preserve">Take a dataset you actually care about — yours, or one from a paper — and answer the three questions on the first slide of this section. Write down what your true</w:t>
+            </w:r>
+            <w:r>
+              <w:t xml:space="preserve"> </w:t>
+            </w:r>
+            <w:r>
+              <w:rPr>
+                <w:i/>
+                <w:iCs/>
+              </w:rPr>
+              <w:t xml:space="preserve">n</w:t>
+            </w:r>
+            <w:r>
+              <w:t xml:space="preserve"> </w:t>
+            </w:r>
+            <w:r>
+              <w:t xml:space="preserve">is. If it is smaller than the number of rows, you have found a nested design.</w:t>
+            </w:r>
+          </w:p>
+          <w:p/>
+        </w:tc>
+      </w:tr>
+    </w:tbl>
+    <w:bookmarkEnd w:id="161"/>
+    <w:bookmarkStart w:id="164" w:name="getting-unstuck"/>
+    <w:p>
+      <w:pPr>
+        <w:pStyle w:val="Heading2"/>
+      </w:pPr>
+      <w:r>
+        <w:t xml:space="preserve">Getting unstuck</w:t>
+      </w:r>
+    </w:p>
+    <w:p>
+      <w:pPr>
+        <w:pStyle w:val="FirstParagraph"/>
+      </w:pPr>
+      <w:r>
+        <w:t xml:space="preserve">When code breaks — and it will, that is normal:</w:t>
+      </w:r>
+    </w:p>
+    <w:p>
+      <w:pPr>
+        <w:pStyle w:val="Compact"/>
+        <w:numPr>
+          <w:ilvl w:val="0"/>
+          <w:numId w:val="1025"/>
+        </w:numPr>
+      </w:pPr>
+      <w:r>
+        <w:t xml:space="preserve">Read the</w:t>
+      </w:r>
+      <w:r>
+        <w:t xml:space="preserve"> </w:t>
+      </w:r>
+      <w:r>
+        <w:rPr>
+          <w:b/>
+          <w:bCs/>
+        </w:rPr>
+        <w:t xml:space="preserve">error message</w:t>
+      </w:r>
+      <w:r>
+        <w:t xml:space="preserve"> </w:t>
+      </w:r>
+      <w:r>
+        <w:t xml:space="preserve">out loud; it usually names the line</w:t>
+      </w:r>
+    </w:p>
+    <w:p>
+      <w:pPr>
+        <w:pStyle w:val="Compact"/>
+        <w:numPr>
+          <w:ilvl w:val="0"/>
+          <w:numId w:val="1025"/>
+        </w:numPr>
+      </w:pPr>
+      <w:r>
+        <w:t xml:space="preserve">Check the usual suspects: are</w:t>
+      </w:r>
+      <w:r>
+        <w:t xml:space="preserve"> </w:t>
+      </w:r>
+      <w:r>
+        <w:rPr>
+          <w:rStyle w:val="VerbatimChar"/>
+        </w:rPr>
+        <w:t xml:space="preserve">patch</w:t>
+      </w:r>
+      <w:r>
+        <w:t xml:space="preserve"> </w:t>
+      </w:r>
+      <w:r>
+        <w:t xml:space="preserve">and</w:t>
+      </w:r>
+      <w:r>
+        <w:t xml:space="preserve"> </w:t>
+      </w:r>
+      <w:r>
+        <w:rPr>
+          <w:rStyle w:val="VerbatimChar"/>
+        </w:rPr>
+        <w:t xml:space="preserve">treat</w:t>
+      </w:r>
+      <w:r>
+        <w:t xml:space="preserve"> </w:t>
+      </w:r>
+      <w:r>
+        <w:rPr>
+          <w:b/>
+          <w:bCs/>
+        </w:rPr>
+        <w:t xml:space="preserve">factors</w:t>
+      </w:r>
+      <w:r>
+        <w:t xml:space="preserve">? Are your nested unit IDs</w:t>
+      </w:r>
+      <w:r>
+        <w:t xml:space="preserve"> </w:t>
+      </w:r>
+      <w:r>
+        <w:rPr>
+          <w:i/>
+          <w:iCs/>
+        </w:rPr>
+        <w:t xml:space="preserve">unique</w:t>
+      </w:r>
+      <w:r>
+        <w:t xml:space="preserve"> </w:t>
+      </w:r>
+      <w:r>
+        <w:t xml:space="preserve">across the whole dataset (patch 1–16), or do they restart within each treatment (1–4, 1–4, …)? If they restart, R cannot tell nesting from crossing — renumber them, or write</w:t>
+      </w:r>
+      <w:r>
+        <w:t xml:space="preserve"> </w:t>
+      </w:r>
+      <w:r>
+        <w:rPr>
+          <w:rStyle w:val="VerbatimChar"/>
+        </w:rPr>
+        <w:t xml:space="preserve">Error(treat:patch)</w:t>
+      </w:r>
+    </w:p>
+    <w:p>
+      <w:pPr>
+        <w:pStyle w:val="Compact"/>
+        <w:numPr>
+          <w:ilvl w:val="0"/>
+          <w:numId w:val="1025"/>
+        </w:numPr>
+      </w:pPr>
+      <w:r>
+        <w:t xml:space="preserve">Seeing</w:t>
+      </w:r>
+      <w:r>
+        <w:t xml:space="preserve"> </w:t>
+      </w:r>
+      <w:r>
+        <w:rPr>
+          <w:b/>
+          <w:bCs/>
+        </w:rPr>
+        <w:t xml:space="preserve">“Error() model is singular”</w:t>
+      </w:r>
+      <w:r>
+        <w:t xml:space="preserve">? You asked for more error-term combinations than your design contains — usually</w:t>
+      </w:r>
+      <w:r>
+        <w:t xml:space="preserve"> </w:t>
+      </w:r>
+      <w:r>
+        <w:rPr>
+          <w:rStyle w:val="VerbatimChar"/>
+        </w:rPr>
+        <w:t xml:space="preserve">Error(a:b)</w:t>
+      </w:r>
+      <w:r>
+        <w:t xml:space="preserve"> </w:t>
+      </w:r>
+      <w:r>
+        <w:t xml:space="preserve">where</w:t>
+      </w:r>
+      <w:r>
+        <w:t xml:space="preserve"> </w:t>
+      </w:r>
+      <w:r>
+        <w:rPr>
+          <w:rStyle w:val="VerbatimChar"/>
+        </w:rPr>
+        <w:t xml:space="preserve">Error(b)</w:t>
+      </w:r>
+      <w:r>
+        <w:t xml:space="preserve"> </w:t>
+      </w:r>
+      <w:r>
+        <w:t xml:space="preserve">is enough</w:t>
+      </w:r>
+    </w:p>
+    <w:p>
+      <w:pPr>
+        <w:pStyle w:val="Compact"/>
+        <w:numPr>
+          <w:ilvl w:val="0"/>
+          <w:numId w:val="1025"/>
+        </w:numPr>
+      </w:pPr>
+      <w:r>
+        <w:t xml:space="preserve">Bring the</w:t>
+      </w:r>
+      <w:r>
+        <w:t xml:space="preserve"> </w:t>
+      </w:r>
+      <w:r>
+        <w:rPr>
+          <w:b/>
+          <w:bCs/>
+        </w:rPr>
+        <w:t xml:space="preserve">exact error</w:t>
+      </w:r>
+      <w:r>
+        <w:t xml:space="preserve"> </w:t>
+      </w:r>
+      <w:r>
+        <w:t xml:space="preserve">(copy-paste it) to class or office hours</w:t>
+      </w:r>
+    </w:p>
+    <w:tbl>
+      <w:tblPr>
+        <w:tblStyle w:val="Table"/>
+        <w:tblLook w:firstRow="0" w:lastRow="0" w:firstColumn="0" w:lastColumn="0" w:noHBand="0" w:noVBand="0" w:val="0000"/>
+        <w:tblBorders>
+          <w:top w:val="single" w:sz="4" w:space="0" w:color="0758E5"/>
+          <w:left w:val="single" w:sz="24" w:space="0" w:color="0758E5"/>
+          <w:bottom w:val="single" w:sz="4" w:space="0" w:color="0758E5"/>
+          <w:right w:val="single" w:sz="4" w:space="0" w:color="0758E5"/>
+        </w:tblBorders>
+        <w:tblCellMar>
+          <w:left w:w="144" w:type="dxa"/>
+          <w:right w:w="144" w:type="dxa"/>
+        </w:tblCellMar>
+        <w:tblLook w:firstRow="0" w:lastRow="0" w:firstColumn="0" w:lastColumn="0" w:noHBand="0" w:noVBand="0" w:val="0000"/>
+      </w:tblPr>
+      <w:tr>
+        <w:trPr>
+          <w:cantSplit/>
+        </w:trPr>
+        <w:tc>
+          <w:tcPr>
+            <w:shd w:color="auto" w:fill="dae6fb" w:val="clear"/>
+            <w:tcMar>
+              <w:top w:w="92" w:type="dxa"/>
+              <w:bottom w:w="92" w:type="dxa"/>
+            </w:tcMar>
+          </w:tcPr>
+          <w:p>
+            <w:pPr>
+              <w:pStyle w:val="FirstParagraph"/>
+            </w:pPr>
+            <w:pPr>
+              <w:spacing w:before="0" w:after="0"/>
+              <w:textAlignment w:val="center"/>
+            </w:pPr>
+            <w:r>
+              <w:drawing>
+                <wp:inline>
+                  <wp:extent cx="152400" cy="152400"/>
+                  <wp:effectExtent b="0" l="0" r="0" t="0"/>
+                  <wp:docPr descr="" title="" id="162" name="Picture"/>
+                  <a:graphic>
+                    <a:graphicData uri="http://schemas.openxmlformats.org/drawingml/2006/picture">
+                      <pic:pic>
+                        <pic:nvPicPr>
+                          <pic:cNvPr descr="/Applications/Positron.app/Contents/Resources/app/quarto/share/formats/docx/note.png" id="163" name="Picture"/>
+                          <pic:cNvPicPr>
+                            <a:picLocks noChangeArrowheads="1" noChangeAspect="1"/>
+                          </pic:cNvPicPr>
+                        </pic:nvPicPr>
+                        <pic:blipFill>
+                          <a:blip r:embed="rId9"/>
+                          <a:stretch>
+                            <a:fillRect/>
+                          </a:stretch>
+                        </pic:blipFill>
+                        <pic:spPr bwMode="auto">
+                          <a:xfrm>
+                            <a:off x="0" y="0"/>
+                            <a:ext cx="152400" cy="152400"/>
+                          </a:xfrm>
+                          <a:prstGeom prst="rect">
+                            <a:avLst/>
+                          </a:prstGeom>
+                          <a:noFill/>
+                          <a:ln w="9525">
+                            <a:noFill/>
+                            <a:headEnd/>
+                            <a:tailEnd/>
+                          </a:ln>
+                        </pic:spPr>
+                      </pic:pic>
+                    </a:graphicData>
+                  </a:graphic>
+                </wp:inline>
+              </w:drawing>
+            </w:r>
+            <w:r>
+              <w:t xml:space="preserve"> </w:t>
+            </w:r>
+            <w:r>
+              <w:t xml:space="preserve"> </w:t>
+            </w:r>
+            <w:r>
+              <w:t xml:space="preserve">Note</w:t>
+            </w:r>
+          </w:p>
+        </w:tc>
+      </w:tr>
+      <w:tr>
+        <w:trPr>
+          <w:cantSplit/>
+        </w:trPr>
+        <w:tc>
+          <w:tcPr>
+            <w:tcMar>
+              <w:top w:w="108" w:type="dxa"/>
+              <w:bottom w:w="108" w:type="dxa"/>
+            </w:tcMar>
+          </w:tcPr>
+          <w:p>
+            <w:pPr>
+              <w:pStyle w:val="BodyText"/>
+            </w:pPr>
+            <w:pPr>
+              <w:spacing w:before="16"/>
+            </w:pPr>
+            <w:r>
+              <w:rPr>
+                <w:b/>
+                <w:bCs/>
+              </w:rPr>
+              <w:t xml:space="preserve">✅ Key idea</w:t>
+            </w:r>
+          </w:p>
+          <w:p>
+            <w:pPr>
+              <w:pStyle w:val="BodyText"/>
+            </w:pPr>
+            <w:pPr>
+              <w:spacing w:after="16"/>
+            </w:pPr>
+            <w:r>
+              <w:t xml:space="preserve">Every working scientist googles error messages daily. Getting stuck is not failing — it is the job.</w:t>
+            </w:r>
+          </w:p>
+          <w:p/>
+        </w:tc>
+      </w:tr>
+    </w:tbl>
+    <w:bookmarkEnd w:id="164"/>
     <w:sectPr>
       <w:footnotePr>
         <w:numRestart w:val="eachSect"/>
@@ -6835,6 +11025,91 @@
       <w:rPr>
         <w:rFonts w:ascii="Wingdings" w:hAnsi="Wingdings" w:cs="Wingdings" w:hint="default"/>
       </w:rPr>
+    </w:lvl>
+  </w:abstractNum>
+  <w:abstractNum w:abstractNumId="99411">
+    <w:nsid w:val="00A99411"/>
+    <w:multiLevelType w:val="multilevel"/>
+    <w:lvl w:ilvl="0">
+      <w:start w:val="1"/>
+      <w:numFmt w:val="decimal"/>
+      <w:lvlText w:val="%1."/>
+      <w:lvlJc w:val="left"/>
+      <w:pPr>
+        <w:ind w:left="720" w:hanging="360"/>
+      </w:pPr>
+    </w:lvl>
+    <w:lvl w:ilvl="1">
+      <w:start w:val="1"/>
+      <w:numFmt w:val="decimal"/>
+      <w:lvlText w:val="%2."/>
+      <w:lvlJc w:val="left"/>
+      <w:pPr>
+        <w:ind w:left="1440" w:hanging="360"/>
+      </w:pPr>
+    </w:lvl>
+    <w:lvl w:ilvl="2">
+      <w:start w:val="1"/>
+      <w:numFmt w:val="decimal"/>
+      <w:lvlText w:val="%3."/>
+      <w:lvlJc w:val="left"/>
+      <w:pPr>
+        <w:ind w:left="2160" w:hanging="360"/>
+      </w:pPr>
+    </w:lvl>
+    <w:lvl w:ilvl="3">
+      <w:start w:val="1"/>
+      <w:numFmt w:val="decimal"/>
+      <w:lvlText w:val="%4."/>
+      <w:lvlJc w:val="left"/>
+      <w:pPr>
+        <w:ind w:left="2880" w:hanging="360"/>
+      </w:pPr>
+    </w:lvl>
+    <w:lvl w:ilvl="4">
+      <w:start w:val="1"/>
+      <w:numFmt w:val="decimal"/>
+      <w:lvlText w:val="%5."/>
+      <w:lvlJc w:val="left"/>
+      <w:pPr>
+        <w:ind w:left="3600" w:hanging="360"/>
+      </w:pPr>
+    </w:lvl>
+    <w:lvl w:ilvl="5">
+      <w:start w:val="1"/>
+      <w:numFmt w:val="decimal"/>
+      <w:lvlText w:val="%6."/>
+      <w:lvlJc w:val="left"/>
+      <w:pPr>
+        <w:ind w:left="4320" w:hanging="360"/>
+      </w:pPr>
+    </w:lvl>
+    <w:lvl w:ilvl="6">
+      <w:start w:val="1"/>
+      <w:numFmt w:val="decimal"/>
+      <w:lvlText w:val="%7."/>
+      <w:lvlJc w:val="left"/>
+      <w:pPr>
+        <w:ind w:left="5040" w:hanging="360"/>
+      </w:pPr>
+    </w:lvl>
+    <w:lvl w:ilvl="7">
+      <w:start w:val="1"/>
+      <w:numFmt w:val="decimal"/>
+      <w:lvlText w:val="%8."/>
+      <w:lvlJc w:val="left"/>
+      <w:pPr>
+        <w:ind w:left="5760" w:hanging="360"/>
+      </w:pPr>
+    </w:lvl>
+    <w:lvl w:ilvl="8">
+      <w:start w:val="1"/>
+      <w:numFmt w:val="decimal"/>
+      <w:lvlText w:val="%9."/>
+      <w:lvlJc w:val="left"/>
+      <w:pPr>
+        <w:ind w:left="6480" w:hanging="360"/>
+      </w:pPr>
     </w:lvl>
   </w:abstractNum>
   <w:num w:numId="1000">
@@ -6905,6 +11180,69 @@
   </w:num>
   <w:num w:numId="1022">
     <w:abstractNumId w:val="991"/>
+  </w:num>
+  <w:num w:numId="1023">
+    <w:abstractNumId w:val="99411"/>
+    <w:lvlOverride w:ilvl="0">
+      <w:startOverride w:val="1"/>
+    </w:lvlOverride>
+    <w:lvlOverride w:ilvl="1">
+      <w:startOverride w:val="1"/>
+    </w:lvlOverride>
+    <w:lvlOverride w:ilvl="2">
+      <w:startOverride w:val="1"/>
+    </w:lvlOverride>
+    <w:lvlOverride w:ilvl="3">
+      <w:startOverride w:val="1"/>
+    </w:lvlOverride>
+    <w:lvlOverride w:ilvl="4">
+      <w:startOverride w:val="1"/>
+    </w:lvlOverride>
+    <w:lvlOverride w:ilvl="5">
+      <w:startOverride w:val="1"/>
+    </w:lvlOverride>
+    <w:lvlOverride w:ilvl="6">
+      <w:startOverride w:val="1"/>
+    </w:lvlOverride>
+    <w:lvlOverride w:ilvl="7">
+      <w:startOverride w:val="1"/>
+    </w:lvlOverride>
+    <w:lvlOverride w:ilvl="8">
+      <w:startOverride w:val="1"/>
+    </w:lvlOverride>
+  </w:num>
+  <w:num w:numId="1024">
+    <w:abstractNumId w:val="991"/>
+  </w:num>
+  <w:num w:numId="1025">
+    <w:abstractNumId w:val="99411"/>
+    <w:lvlOverride w:ilvl="0">
+      <w:startOverride w:val="1"/>
+    </w:lvlOverride>
+    <w:lvlOverride w:ilvl="1">
+      <w:startOverride w:val="1"/>
+    </w:lvlOverride>
+    <w:lvlOverride w:ilvl="2">
+      <w:startOverride w:val="1"/>
+    </w:lvlOverride>
+    <w:lvlOverride w:ilvl="3">
+      <w:startOverride w:val="1"/>
+    </w:lvlOverride>
+    <w:lvlOverride w:ilvl="4">
+      <w:startOverride w:val="1"/>
+    </w:lvlOverride>
+    <w:lvlOverride w:ilvl="5">
+      <w:startOverride w:val="1"/>
+    </w:lvlOverride>
+    <w:lvlOverride w:ilvl="6">
+      <w:startOverride w:val="1"/>
+    </w:lvlOverride>
+    <w:lvlOverride w:ilvl="7">
+      <w:startOverride w:val="1"/>
+    </w:lvlOverride>
+    <w:lvlOverride w:ilvl="8">
+      <w:startOverride w:val="1"/>
+    </w:lvlOverride>
   </w:num>
 </w:numbering>
 </file>

--- a/docs/content/nested_anova/nested_anova_lecture.docx
+++ b/docs/content/nested_anova/nested_anova_lecture.docx
@@ -10815,6 +10815,8 @@
     </w:tbl>
     <w:bookmarkEnd w:id="164"/>
     <w:sectPr>
+      <w:pgSz w:h="15840" w:w="12240"/>
+      <w:pgMar w:bottom="720" w:footer="360" w:gutter="0" w:header="360" w:left="1008" w:right="720" w:top="720"/>
       <w:footnotePr>
         <w:numRestart w:val="eachSect"/>
       </w:footnotePr>
@@ -11260,7 +11262,7 @@
     </w:rPrDefault>
     <w:pPrDefault>
       <w:pPr>
-        <w:spacing w:after="100"/>
+        <w:spacing w:after="100" w:before="0"/>
       </w:pPr>
     </w:pPrDefault>
   </w:docDefaults>
@@ -11275,7 +11277,7 @@
     <w:link w:val="BodyTextChar"/>
     <w:qFormat/>
     <w:pPr>
-      <w:spacing w:after="90" w:before="90"/>
+      <w:spacing w:after="90" w:before="0"/>
     </w:pPr>
   </w:style>
   <w:style w:customStyle="1" w:styleId="FirstParagraph" w:type="paragraph">
@@ -11289,7 +11291,7 @@
     <w:basedOn w:val="BodyText"/>
     <w:qFormat/>
     <w:pPr>
-      <w:spacing w:after="20" w:before="20"/>
+      <w:spacing w:after="20" w:before="0"/>
     </w:pPr>
   </w:style>
   <w:style w:styleId="Title" w:type="paragraph">
@@ -11301,7 +11303,7 @@
     <w:qFormat/>
     <w:rsid w:val="00A10FD9"/>
     <w:pPr>
-      <w:spacing w:after="60" w:line="240" w:lineRule="auto"/>
+      <w:spacing w:after="60" w:before="0" w:line="240" w:lineRule="auto"/>
       <w:contextualSpacing/>
       <w:jc w:val="center"/>
     </w:pPr>
@@ -11332,6 +11334,7 @@
     <w:qFormat/>
     <w:rsid w:val="00A10FD9"/>
     <w:pPr>
+      <w:spacing w:before="0"/>
       <w:numPr>
         <w:ilvl w:val="1"/>
       </w:numPr>
@@ -11363,6 +11366,7 @@
     <w:next w:val="BodyText"/>
     <w:qFormat/>
     <w:pPr>
+      <w:spacing w:before="0"/>
       <w:keepNext/>
       <w:keepLines/>
     </w:pPr>
@@ -11377,6 +11381,7 @@
     <w:next w:val="BodyText"/>
     <w:qFormat/>
     <w:pPr>
+      <w:spacing w:before="0"/>
       <w:keepNext/>
       <w:keepLines/>
     </w:pPr>
@@ -11393,7 +11398,7 @@
     <w:pPr>
       <w:keepNext/>
       <w:keepLines/>
-      <w:spacing w:after="0" w:before="300"/>
+      <w:spacing w:after="0" w:before="0"/>
       <w:jc w:val="center"/>
     </w:pPr>
     <w:rPr>
@@ -11410,7 +11415,7 @@
     <w:pPr>
       <w:keepNext/>
       <w:keepLines/>
-      <w:spacing w:after="300" w:before="100"/>
+      <w:spacing w:after="300" w:before="0"/>
     </w:pPr>
     <w:rPr>
       <w:sz w:val="20"/>
@@ -11436,7 +11441,7 @@
     <w:pPr>
       <w:keepNext/>
       <w:keepLines/>
-      <w:spacing w:after="60" w:before="200"/>
+      <w:spacing w:after="60" w:before="120"/>
       <w:outlineLvl w:val="0"/>
     </w:pPr>
     <w:rPr>
@@ -11459,7 +11464,7 @@
     <w:pPr>
       <w:keepNext/>
       <w:keepLines/>
-      <w:spacing w:after="50" w:before="140"/>
+      <w:spacing w:after="50" w:before="100"/>
       <w:outlineLvl w:val="1"/>
     </w:pPr>
     <w:rPr>
@@ -11482,7 +11487,7 @@
     <w:pPr>
       <w:keepNext/>
       <w:keepLines/>
-      <w:spacing w:after="40" w:before="120"/>
+      <w:spacing w:after="40" w:before="80"/>
       <w:outlineLvl w:val="2"/>
     </w:pPr>
     <w:rPr>
@@ -11528,7 +11533,7 @@
     <w:pPr>
       <w:keepNext/>
       <w:keepLines/>
-      <w:spacing w:after="40" w:before="80"/>
+      <w:spacing w:after="40" w:before="60"/>
       <w:outlineLvl w:val="4"/>
     </w:pPr>
     <w:rPr>
@@ -11549,7 +11554,7 @@
     <w:pPr>
       <w:keepNext/>
       <w:keepLines/>
-      <w:spacing w:after="0" w:before="40"/>
+      <w:spacing w:after="0" w:before="60"/>
       <w:outlineLvl w:val="5"/>
     </w:pPr>
     <w:rPr>
@@ -11572,7 +11577,7 @@
     <w:pPr>
       <w:keepNext/>
       <w:keepLines/>
-      <w:spacing w:after="0" w:before="40"/>
+      <w:spacing w:after="0" w:before="60"/>
       <w:outlineLvl w:val="6"/>
     </w:pPr>
     <w:rPr>
@@ -11593,7 +11598,7 @@
     <w:pPr>
       <w:keepNext/>
       <w:keepLines/>
-      <w:spacing w:after="0"/>
+      <w:spacing w:after="0" w:before="60"/>
       <w:outlineLvl w:val="7"/>
     </w:pPr>
     <w:rPr>
@@ -11616,7 +11621,7 @@
     <w:pPr>
       <w:keepNext/>
       <w:keepLines/>
-      <w:spacing w:after="0"/>
+      <w:spacing w:after="0" w:before="60"/>
       <w:outlineLvl w:val="8"/>
     </w:pPr>
     <w:rPr>
@@ -11751,7 +11756,7 @@
     <w:unhideWhenUsed/>
     <w:qFormat/>
     <w:pPr>
-      <w:spacing w:after="50" w:before="50"/>
+      <w:spacing w:after="50" w:before="0"/>
       <w:ind w:firstLine="0" w:left="480" w:right="480"/>
     </w:pPr>
   </w:style>
@@ -11771,7 +11776,7 @@
     <w:unhideWhenUsed/>
     <w:qFormat/>
     <w:pPr>
-      <w:spacing w:after="100" w:before="100"/>
+      <w:spacing w:after="100" w:before="0"/>
       <w:ind w:firstLine="0" w:left="480" w:right="480"/>
     </w:pPr>
   </w:style>
@@ -11818,7 +11823,7 @@
     <w:pPr>
       <w:keepNext/>
       <w:keepLines/>
-      <w:spacing w:after="0"/>
+      <w:spacing w:after="0" w:before="0"/>
     </w:pPr>
     <w:rPr>
       <w:b/>
@@ -11843,6 +11848,7 @@
     <w:name w:val="Table Caption"/>
     <w:basedOn w:val="Caption"/>
     <w:pPr>
+      <w:spacing w:before="0"/>
       <w:keepNext/>
     </w:pPr>
   </w:style>
@@ -11858,6 +11864,7 @@
     <w:name w:val="Captioned Figure"/>
     <w:basedOn w:val="Figure"/>
     <w:pPr>
+      <w:spacing w:before="0"/>
       <w:keepNext/>
     </w:pPr>
   </w:style>
@@ -11900,7 +11907,7 @@
     <w:unhideWhenUsed/>
     <w:qFormat/>
     <w:pPr>
-      <w:spacing w:before="240" w:line="259" w:lineRule="auto"/>
+      <w:spacing w:before="0" w:line="259" w:lineRule="auto"/>
       <w:outlineLvl w:val="9"/>
     </w:pPr>
     <w:rPr>

--- a/docs/content/nested_anova/nested_anova_lecture.docx
+++ b/docs/content/nested_anova/nested_anova_lecture.docx
@@ -10480,340 +10480,6 @@
       </w:tr>
     </w:tbl>
     <w:bookmarkEnd w:id="161"/>
-    <w:bookmarkStart w:id="164" w:name="getting-unstuck"/>
-    <w:p>
-      <w:pPr>
-        <w:pStyle w:val="Heading2"/>
-      </w:pPr>
-      <w:r>
-        <w:t xml:space="preserve">Getting unstuck</w:t>
-      </w:r>
-    </w:p>
-    <w:p>
-      <w:pPr>
-        <w:pStyle w:val="FirstParagraph"/>
-      </w:pPr>
-      <w:r>
-        <w:t xml:space="preserve">When code breaks — and it will, that is normal:</w:t>
-      </w:r>
-    </w:p>
-    <w:p>
-      <w:pPr>
-        <w:pStyle w:val="Compact"/>
-        <w:numPr>
-          <w:ilvl w:val="0"/>
-          <w:numId w:val="1025"/>
-        </w:numPr>
-      </w:pPr>
-      <w:r>
-        <w:t xml:space="preserve">Read the</w:t>
-      </w:r>
-      <w:r>
-        <w:t xml:space="preserve"> </w:t>
-      </w:r>
-      <w:r>
-        <w:rPr>
-          <w:b/>
-          <w:bCs/>
-        </w:rPr>
-        <w:t xml:space="preserve">error message</w:t>
-      </w:r>
-      <w:r>
-        <w:t xml:space="preserve"> </w:t>
-      </w:r>
-      <w:r>
-        <w:t xml:space="preserve">out loud; it usually names the line</w:t>
-      </w:r>
-    </w:p>
-    <w:p>
-      <w:pPr>
-        <w:pStyle w:val="Compact"/>
-        <w:numPr>
-          <w:ilvl w:val="0"/>
-          <w:numId w:val="1025"/>
-        </w:numPr>
-      </w:pPr>
-      <w:r>
-        <w:t xml:space="preserve">Check the usual suspects: are</w:t>
-      </w:r>
-      <w:r>
-        <w:t xml:space="preserve"> </w:t>
-      </w:r>
-      <w:r>
-        <w:rPr>
-          <w:rStyle w:val="VerbatimChar"/>
-        </w:rPr>
-        <w:t xml:space="preserve">patch</w:t>
-      </w:r>
-      <w:r>
-        <w:t xml:space="preserve"> </w:t>
-      </w:r>
-      <w:r>
-        <w:t xml:space="preserve">and</w:t>
-      </w:r>
-      <w:r>
-        <w:t xml:space="preserve"> </w:t>
-      </w:r>
-      <w:r>
-        <w:rPr>
-          <w:rStyle w:val="VerbatimChar"/>
-        </w:rPr>
-        <w:t xml:space="preserve">treat</w:t>
-      </w:r>
-      <w:r>
-        <w:t xml:space="preserve"> </w:t>
-      </w:r>
-      <w:r>
-        <w:rPr>
-          <w:b/>
-          <w:bCs/>
-        </w:rPr>
-        <w:t xml:space="preserve">factors</w:t>
-      </w:r>
-      <w:r>
-        <w:t xml:space="preserve">? Are your nested unit IDs</w:t>
-      </w:r>
-      <w:r>
-        <w:t xml:space="preserve"> </w:t>
-      </w:r>
-      <w:r>
-        <w:rPr>
-          <w:i/>
-          <w:iCs/>
-        </w:rPr>
-        <w:t xml:space="preserve">unique</w:t>
-      </w:r>
-      <w:r>
-        <w:t xml:space="preserve"> </w:t>
-      </w:r>
-      <w:r>
-        <w:t xml:space="preserve">across the whole dataset (patch 1–16), or do they restart within each treatment (1–4, 1–4, …)? If they restart, R cannot tell nesting from crossing — renumber them, or write</w:t>
-      </w:r>
-      <w:r>
-        <w:t xml:space="preserve"> </w:t>
-      </w:r>
-      <w:r>
-        <w:rPr>
-          <w:rStyle w:val="VerbatimChar"/>
-        </w:rPr>
-        <w:t xml:space="preserve">Error(treat:patch)</w:t>
-      </w:r>
-    </w:p>
-    <w:p>
-      <w:pPr>
-        <w:pStyle w:val="Compact"/>
-        <w:numPr>
-          <w:ilvl w:val="0"/>
-          <w:numId w:val="1025"/>
-        </w:numPr>
-      </w:pPr>
-      <w:r>
-        <w:t xml:space="preserve">Seeing</w:t>
-      </w:r>
-      <w:r>
-        <w:t xml:space="preserve"> </w:t>
-      </w:r>
-      <w:r>
-        <w:rPr>
-          <w:b/>
-          <w:bCs/>
-        </w:rPr>
-        <w:t xml:space="preserve">“Error() model is singular”</w:t>
-      </w:r>
-      <w:r>
-        <w:t xml:space="preserve">? You asked for more error-term combinations than your design contains — usually</w:t>
-      </w:r>
-      <w:r>
-        <w:t xml:space="preserve"> </w:t>
-      </w:r>
-      <w:r>
-        <w:rPr>
-          <w:rStyle w:val="VerbatimChar"/>
-        </w:rPr>
-        <w:t xml:space="preserve">Error(a:b)</w:t>
-      </w:r>
-      <w:r>
-        <w:t xml:space="preserve"> </w:t>
-      </w:r>
-      <w:r>
-        <w:t xml:space="preserve">where</w:t>
-      </w:r>
-      <w:r>
-        <w:t xml:space="preserve"> </w:t>
-      </w:r>
-      <w:r>
-        <w:rPr>
-          <w:rStyle w:val="VerbatimChar"/>
-        </w:rPr>
-        <w:t xml:space="preserve">Error(b)</w:t>
-      </w:r>
-      <w:r>
-        <w:t xml:space="preserve"> </w:t>
-      </w:r>
-      <w:r>
-        <w:t xml:space="preserve">is enough</w:t>
-      </w:r>
-    </w:p>
-    <w:p>
-      <w:pPr>
-        <w:pStyle w:val="Compact"/>
-        <w:numPr>
-          <w:ilvl w:val="0"/>
-          <w:numId w:val="1025"/>
-        </w:numPr>
-      </w:pPr>
-      <w:r>
-        <w:t xml:space="preserve">Bring the</w:t>
-      </w:r>
-      <w:r>
-        <w:t xml:space="preserve"> </w:t>
-      </w:r>
-      <w:r>
-        <w:rPr>
-          <w:b/>
-          <w:bCs/>
-        </w:rPr>
-        <w:t xml:space="preserve">exact error</w:t>
-      </w:r>
-      <w:r>
-        <w:t xml:space="preserve"> </w:t>
-      </w:r>
-      <w:r>
-        <w:t xml:space="preserve">(copy-paste it) to class or office hours</w:t>
-      </w:r>
-    </w:p>
-    <w:tbl>
-      <w:tblPr>
-        <w:tblStyle w:val="Table"/>
-        <w:tblLook w:firstRow="0" w:lastRow="0" w:firstColumn="0" w:lastColumn="0" w:noHBand="0" w:noVBand="0" w:val="0000"/>
-        <w:tblBorders>
-          <w:top w:val="single" w:sz="4" w:space="0" w:color="0758E5"/>
-          <w:left w:val="single" w:sz="24" w:space="0" w:color="0758E5"/>
-          <w:bottom w:val="single" w:sz="4" w:space="0" w:color="0758E5"/>
-          <w:right w:val="single" w:sz="4" w:space="0" w:color="0758E5"/>
-        </w:tblBorders>
-        <w:tblCellMar>
-          <w:left w:w="144" w:type="dxa"/>
-          <w:right w:w="144" w:type="dxa"/>
-        </w:tblCellMar>
-        <w:tblLook w:firstRow="0" w:lastRow="0" w:firstColumn="0" w:lastColumn="0" w:noHBand="0" w:noVBand="0" w:val="0000"/>
-      </w:tblPr>
-      <w:tr>
-        <w:trPr>
-          <w:cantSplit/>
-        </w:trPr>
-        <w:tc>
-          <w:tcPr>
-            <w:shd w:color="auto" w:fill="dae6fb" w:val="clear"/>
-            <w:tcMar>
-              <w:top w:w="92" w:type="dxa"/>
-              <w:bottom w:w="92" w:type="dxa"/>
-            </w:tcMar>
-          </w:tcPr>
-          <w:p>
-            <w:pPr>
-              <w:pStyle w:val="FirstParagraph"/>
-            </w:pPr>
-            <w:pPr>
-              <w:spacing w:before="0" w:after="0"/>
-              <w:textAlignment w:val="center"/>
-            </w:pPr>
-            <w:r>
-              <w:drawing>
-                <wp:inline>
-                  <wp:extent cx="152400" cy="152400"/>
-                  <wp:effectExtent b="0" l="0" r="0" t="0"/>
-                  <wp:docPr descr="" title="" id="162" name="Picture"/>
-                  <a:graphic>
-                    <a:graphicData uri="http://schemas.openxmlformats.org/drawingml/2006/picture">
-                      <pic:pic>
-                        <pic:nvPicPr>
-                          <pic:cNvPr descr="/Applications/Positron.app/Contents/Resources/app/quarto/share/formats/docx/note.png" id="163" name="Picture"/>
-                          <pic:cNvPicPr>
-                            <a:picLocks noChangeArrowheads="1" noChangeAspect="1"/>
-                          </pic:cNvPicPr>
-                        </pic:nvPicPr>
-                        <pic:blipFill>
-                          <a:blip r:embed="rId9"/>
-                          <a:stretch>
-                            <a:fillRect/>
-                          </a:stretch>
-                        </pic:blipFill>
-                        <pic:spPr bwMode="auto">
-                          <a:xfrm>
-                            <a:off x="0" y="0"/>
-                            <a:ext cx="152400" cy="152400"/>
-                          </a:xfrm>
-                          <a:prstGeom prst="rect">
-                            <a:avLst/>
-                          </a:prstGeom>
-                          <a:noFill/>
-                          <a:ln w="9525">
-                            <a:noFill/>
-                            <a:headEnd/>
-                            <a:tailEnd/>
-                          </a:ln>
-                        </pic:spPr>
-                      </pic:pic>
-                    </a:graphicData>
-                  </a:graphic>
-                </wp:inline>
-              </w:drawing>
-            </w:r>
-            <w:r>
-              <w:t xml:space="preserve"> </w:t>
-            </w:r>
-            <w:r>
-              <w:t xml:space="preserve"> </w:t>
-            </w:r>
-            <w:r>
-              <w:t xml:space="preserve">Note</w:t>
-            </w:r>
-          </w:p>
-        </w:tc>
-      </w:tr>
-      <w:tr>
-        <w:trPr>
-          <w:cantSplit/>
-        </w:trPr>
-        <w:tc>
-          <w:tcPr>
-            <w:tcMar>
-              <w:top w:w="108" w:type="dxa"/>
-              <w:bottom w:w="108" w:type="dxa"/>
-            </w:tcMar>
-          </w:tcPr>
-          <w:p>
-            <w:pPr>
-              <w:pStyle w:val="BodyText"/>
-            </w:pPr>
-            <w:pPr>
-              <w:spacing w:before="16"/>
-            </w:pPr>
-            <w:r>
-              <w:rPr>
-                <w:b/>
-                <w:bCs/>
-              </w:rPr>
-              <w:t xml:space="preserve">✅ Key idea</w:t>
-            </w:r>
-          </w:p>
-          <w:p>
-            <w:pPr>
-              <w:pStyle w:val="BodyText"/>
-            </w:pPr>
-            <w:pPr>
-              <w:spacing w:after="16"/>
-            </w:pPr>
-            <w:r>
-              <w:t xml:space="preserve">Every working scientist googles error messages daily. Getting stuck is not failing — it is the job.</w:t>
-            </w:r>
-          </w:p>
-          <w:p/>
-        </w:tc>
-      </w:tr>
-    </w:tbl>
-    <w:bookmarkEnd w:id="164"/>
     <w:sectPr>
       <w:pgSz w:h="15840" w:w="12240"/>
       <w:pgMar w:bottom="720" w:footer="360" w:gutter="0" w:header="360" w:left="1008" w:right="720" w:top="720"/>
@@ -11215,36 +10881,6 @@
   </w:num>
   <w:num w:numId="1024">
     <w:abstractNumId w:val="991"/>
-  </w:num>
-  <w:num w:numId="1025">
-    <w:abstractNumId w:val="99411"/>
-    <w:lvlOverride w:ilvl="0">
-      <w:startOverride w:val="1"/>
-    </w:lvlOverride>
-    <w:lvlOverride w:ilvl="1">
-      <w:startOverride w:val="1"/>
-    </w:lvlOverride>
-    <w:lvlOverride w:ilvl="2">
-      <w:startOverride w:val="1"/>
-    </w:lvlOverride>
-    <w:lvlOverride w:ilvl="3">
-      <w:startOverride w:val="1"/>
-    </w:lvlOverride>
-    <w:lvlOverride w:ilvl="4">
-      <w:startOverride w:val="1"/>
-    </w:lvlOverride>
-    <w:lvlOverride w:ilvl="5">
-      <w:startOverride w:val="1"/>
-    </w:lvlOverride>
-    <w:lvlOverride w:ilvl="6">
-      <w:startOverride w:val="1"/>
-    </w:lvlOverride>
-    <w:lvlOverride w:ilvl="7">
-      <w:startOverride w:val="1"/>
-    </w:lvlOverride>
-    <w:lvlOverride w:ilvl="8">
-      <w:startOverride w:val="1"/>
-    </w:lvlOverride>
   </w:num>
 </w:numbering>
 </file>
